--- a/fuentes/52450479_CF01_DU.docx
+++ b/fuentes/52450479_CF01_DU.docx
@@ -1,6 +1,6 @@
 
 <file path=word/document.xml><?xml version="1.0" encoding="utf-8"?>
-<w:document xmlns:wpc="http://schemas.microsoft.com/office/word/2010/wordprocessingCanvas" xmlns:cx="http://schemas.microsoft.com/office/drawing/2014/chartex" xmlns:cx1="http://schemas.microsoft.com/office/drawing/2015/9/8/chartex" xmlns:cx2="http://schemas.microsoft.com/office/drawing/2015/10/21/chartex" xmlns:cx3="http://schemas.microsoft.com/office/drawing/2016/5/9/chartex" xmlns:cx4="http://schemas.microsoft.com/office/drawing/2016/5/10/chartex" xmlns:cx5="http://schemas.microsoft.com/office/drawing/2016/5/11/chartex" xmlns:cx6="http://schemas.microsoft.com/office/drawing/2016/5/12/chartex" xmlns:cx7="http://schemas.microsoft.com/office/drawing/2016/5/13/chartex" xmlns:cx8="http://schemas.microsoft.com/office/drawing/2016/5/14/chartex" xmlns:mc="http://schemas.openxmlformats.org/markup-compatibility/2006" xmlns:aink="http://schemas.microsoft.com/office/drawing/2016/ink" xmlns:am3d="http://schemas.microsoft.com/office/drawing/2017/model3d" xmlns:o="urn:schemas-microsoft-com:office:office" xmlns:oel="http://schemas.microsoft.com/office/2019/extlst" xmlns:r="http://schemas.openxmlformats.org/officeDocument/2006/relationships" xmlns:m="http://schemas.openxmlformats.org/officeDocument/2006/math" xmlns:v="urn:schemas-microsoft-com:vml" xmlns:wp14="http://schemas.microsoft.com/office/word/2010/wordprocessingDrawing" xmlns:wp="http://schemas.openxmlformats.org/drawingml/2006/wordprocessingDrawing" xmlns:w10="urn:schemas-microsoft-com:office:word" xmlns:w="http://schemas.openxmlformats.org/wordprocessingml/2006/main" xmlns:w14="http://schemas.microsoft.com/office/word/2010/wordml" xmlns:w15="http://schemas.microsoft.com/office/word/2012/wordml" xmlns:w16cex="http://schemas.microsoft.com/office/word/2018/wordml/cex" xmlns:w16cid="http://schemas.microsoft.com/office/word/2016/wordml/cid" xmlns:w16="http://schemas.microsoft.com/office/word/2018/wordml" xmlns:w16sdtdh="http://schemas.microsoft.com/office/word/2020/wordml/sdtdatahash" xmlns:w16se="http://schemas.microsoft.com/office/word/2015/wordml/symex" xmlns:wpg="http://schemas.microsoft.com/office/word/2010/wordprocessingGroup" xmlns:wpi="http://schemas.microsoft.com/office/word/2010/wordprocessingInk" xmlns:wne="http://schemas.microsoft.com/office/word/2006/wordml" xmlns:wps="http://schemas.microsoft.com/office/word/2010/wordprocessingShape" mc:Ignorable="w14 w15 w16se w16cid w16 w16cex w16sdtdh wp14">
+<w:document xmlns:wpc="http://schemas.microsoft.com/office/word/2010/wordprocessingCanvas" xmlns:cx="http://schemas.microsoft.com/office/drawing/2014/chartex" xmlns:cx1="http://schemas.microsoft.com/office/drawing/2015/9/8/chartex" xmlns:cx2="http://schemas.microsoft.com/office/drawing/2015/10/21/chartex" xmlns:cx3="http://schemas.microsoft.com/office/drawing/2016/5/9/chartex" xmlns:cx4="http://schemas.microsoft.com/office/drawing/2016/5/10/chartex" xmlns:cx5="http://schemas.microsoft.com/office/drawing/2016/5/11/chartex" xmlns:cx6="http://schemas.microsoft.com/office/drawing/2016/5/12/chartex" xmlns:cx7="http://schemas.microsoft.com/office/drawing/2016/5/13/chartex" xmlns:cx8="http://schemas.microsoft.com/office/drawing/2016/5/14/chartex" xmlns:mc="http://schemas.openxmlformats.org/markup-compatibility/2006" xmlns:aink="http://schemas.microsoft.com/office/drawing/2016/ink" xmlns:am3d="http://schemas.microsoft.com/office/drawing/2017/model3d" xmlns:o="urn:schemas-microsoft-com:office:office" xmlns:oel="http://schemas.microsoft.com/office/2019/extlst" xmlns:r="http://schemas.openxmlformats.org/officeDocument/2006/relationships" xmlns:m="http://schemas.openxmlformats.org/officeDocument/2006/math" xmlns:v="urn:schemas-microsoft-com:vml" xmlns:wp14="http://schemas.microsoft.com/office/word/2010/wordprocessingDrawing" xmlns:wp="http://schemas.openxmlformats.org/drawingml/2006/wordprocessingDrawing" xmlns:w10="urn:schemas-microsoft-com:office:word" xmlns:w="http://schemas.openxmlformats.org/wordprocessingml/2006/main" xmlns:w14="http://schemas.microsoft.com/office/word/2010/wordml" xmlns:w15="http://schemas.microsoft.com/office/word/2012/wordml" xmlns:w16cex="http://schemas.microsoft.com/office/word/2018/wordml/cex" xmlns:w16cid="http://schemas.microsoft.com/office/word/2016/wordml/cid" xmlns:w16="http://schemas.microsoft.com/office/word/2018/wordml" xmlns:w16du="http://schemas.microsoft.com/office/word/2023/wordml/word16du" xmlns:w16sdtdh="http://schemas.microsoft.com/office/word/2020/wordml/sdtdatahash" xmlns:w16sdtfl="http://schemas.microsoft.com/office/word/2024/wordml/sdtformatlock" xmlns:w16se="http://schemas.microsoft.com/office/word/2015/wordml/symex" xmlns:wpg="http://schemas.microsoft.com/office/word/2010/wordprocessingGroup" xmlns:wpi="http://schemas.microsoft.com/office/word/2010/wordprocessingInk" xmlns:wne="http://schemas.microsoft.com/office/word/2006/wordml" xmlns:wps="http://schemas.microsoft.com/office/word/2010/wordprocessingShape" mc:Ignorable="w14 w15 w16se w16cid w16 w16cex w16sdtdh w16sdtfl w16du wp14">
   <w:body>
     <w:p>
       <w:pPr>
@@ -205,7 +205,7 @@
               </wp:anchor>
             </w:drawing>
           </mc:Choice>
-          <mc:Fallback xmlns:w16du="http://schemas.microsoft.com/office/word/2023/wordml/word16du" xmlns:w16sdtfl="http://schemas.microsoft.com/office/word/2024/wordml/sdtformatlock">
+          <mc:Fallback>
             <w:pict>
               <v:rect w14:anchorId="3617F850" id="Rectángulo 3" o:spid="_x0000_s1026" style="position:absolute;margin-left:-55.95pt;margin-top:26.4pt;width:613.85pt;height:164.25pt;z-index:-251655168;visibility:visible;mso-wrap-style:square;mso-height-percent:0;mso-wrap-distance-left:9pt;mso-wrap-distance-top:0;mso-wrap-distance-right:9pt;mso-wrap-distance-bottom:0;mso-position-horizontal:absolute;mso-position-horizontal-relative:text;mso-position-vertical:absolute;mso-position-vertical-relative:text;mso-height-percent:0;mso-height-relative:margin;v-text-anchor:middle" o:gfxdata="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" fillcolor="#00314d" stroked="f" strokeweight="1pt"/>
             </w:pict>
@@ -331,7 +331,7 @@
                 <v:stroke joinstyle="miter"/>
                 <v:path gradientshapeok="t" o:connecttype="rect"/>
               </v:shapetype>
-              <v:shape id="Cuadro de texto 2" o:spid="_x0000_s1026" type="#_x0000_t202" alt="&quot;&quot;" style="position:absolute;left:0;text-align:left;margin-left:-19.95pt;margin-top:18.3pt;width:549pt;height:126pt;z-index:251663360;visibility:visible;mso-wrap-style:square;mso-width-percent:0;mso-height-percent:0;mso-wrap-distance-left:9pt;mso-wrap-distance-top:3.6pt;mso-wrap-distance-right:9pt;mso-wrap-distance-bottom:3.6pt;mso-position-horizontal:absolute;mso-position-horizontal-relative:text;mso-position-vertical:absolute;mso-position-vertical-relative:text;mso-width-percent:0;mso-height-percent:0;mso-width-relative:margin;mso-height-relative:margin;v-text-anchor:top" o:gfxdata="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" filled="f" stroked="f">
+              <v:shape id="Cuadro de texto 2" o:spid="_x0000_s1026" type="#_x0000_t202" style="position:absolute;left:0;text-align:left;margin-left:-19.95pt;margin-top:18.3pt;width:549pt;height:126pt;z-index:251663360;visibility:visible;mso-wrap-style:square;mso-width-percent:0;mso-height-percent:0;mso-wrap-distance-left:9pt;mso-wrap-distance-top:3.6pt;mso-wrap-distance-right:9pt;mso-wrap-distance-bottom:3.6pt;mso-position-horizontal:absolute;mso-position-horizontal-relative:text;mso-position-vertical:absolute;mso-position-vertical-relative:text;mso-width-percent:0;mso-height-percent:0;mso-width-relative:margin;mso-height-relative:margin;v-text-anchor:top" o:gfxdata="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" filled="f" stroked="f">
                 <v:textbox>
                   <w:txbxContent>
                     <w:p>
@@ -515,7 +515,18 @@
           <w:kern w:val="0"/>
           <w14:ligatures w14:val="none"/>
         </w:rPr>
-        <w:t>junio</w:t>
+        <w:t>J</w:t>
+      </w:r>
+      <w:r>
+        <w:rPr>
+          <w:rFonts w:ascii="Calibri" w:hAnsi="Calibri"/>
+          <w:b/>
+          <w:bCs/>
+          <w:color w:val="000000" w:themeColor="text1"/>
+          <w:kern w:val="0"/>
+          <w14:ligatures w14:val="none"/>
+        </w:rPr>
+        <w:t>unio</w:t>
       </w:r>
       <w:r>
         <w:rPr>
@@ -589,7 +600,7 @@
               <w:noProof/>
               <w:sz w:val="24"/>
               <w:szCs w:val="24"/>
-              <w:lang w:val="es-ES" w:eastAsia="es-ES"/>
+              <w:lang w:eastAsia="es-CO"/>
             </w:rPr>
           </w:pPr>
           <w:r>
@@ -601,7 +612,7 @@
           <w:r>
             <w:fldChar w:fldCharType="separate"/>
           </w:r>
-          <w:hyperlink w:anchor="_Toc199356779" w:history="1">
+          <w:hyperlink w:anchor="_Toc199829451" w:history="1">
             <w:r>
               <w:rPr>
                 <w:rStyle w:val="Hipervnculo"/>
@@ -628,7 +639,7 @@
                 <w:noProof/>
                 <w:webHidden/>
               </w:rPr>
-              <w:instrText xml:space="preserve"> PAGEREF _Toc199356779 \h </w:instrText>
+              <w:instrText xml:space="preserve"> PAGEREF _Toc199829451 \h </w:instrText>
             </w:r>
             <w:r>
               <w:rPr>
@@ -671,10 +682,10 @@
               <w:noProof/>
               <w:sz w:val="24"/>
               <w:szCs w:val="24"/>
-              <w:lang w:val="es-ES" w:eastAsia="es-ES"/>
+              <w:lang w:eastAsia="es-CO"/>
             </w:rPr>
           </w:pPr>
-          <w:hyperlink w:anchor="_Toc199356780" w:history="1">
+          <w:hyperlink w:anchor="_Toc199829452" w:history="1">
             <w:r>
               <w:rPr>
                 <w:rStyle w:val="Hipervnculo"/>
@@ -688,7 +699,7 @@
                 <w:noProof/>
                 <w:sz w:val="24"/>
                 <w:szCs w:val="24"/>
-                <w:lang w:val="es-ES" w:eastAsia="es-ES"/>
+                <w:lang w:eastAsia="es-CO"/>
               </w:rPr>
               <w:tab/>
             </w:r>
@@ -718,7 +729,7 @@
                 <w:noProof/>
                 <w:webHidden/>
               </w:rPr>
-              <w:instrText xml:space="preserve"> PAGEREF _Toc199356780 \h </w:instrText>
+              <w:instrText xml:space="preserve"> PAGEREF _Toc199829452 \h </w:instrText>
             </w:r>
             <w:r>
               <w:rPr>
@@ -753,7 +764,7 @@
           <w:pPr>
             <w:pStyle w:val="TDC2"/>
             <w:tabs>
-              <w:tab w:val="left" w:pos="1920"/>
+              <w:tab w:val="left" w:pos="1680"/>
               <w:tab w:val="right" w:leader="dot" w:pos="9962"/>
             </w:tabs>
             <w:rPr>
@@ -761,10 +772,10 @@
               <w:noProof/>
               <w:sz w:val="24"/>
               <w:szCs w:val="24"/>
-              <w:lang w:val="es-ES" w:eastAsia="es-ES"/>
+              <w:lang w:eastAsia="es-CO"/>
             </w:rPr>
           </w:pPr>
-          <w:hyperlink w:anchor="_Toc199356781" w:history="1">
+          <w:hyperlink w:anchor="_Toc199829453" w:history="1">
             <w:r>
               <w:rPr>
                 <w:rStyle w:val="Hipervnculo"/>
@@ -784,7 +795,7 @@
                 <w:noProof/>
                 <w:sz w:val="24"/>
                 <w:szCs w:val="24"/>
-                <w:lang w:val="es-ES" w:eastAsia="es-ES"/>
+                <w:lang w:eastAsia="es-CO"/>
               </w:rPr>
               <w:tab/>
             </w:r>
@@ -814,7 +825,7 @@
                 <w:noProof/>
                 <w:webHidden/>
               </w:rPr>
-              <w:instrText xml:space="preserve"> PAGEREF _Toc199356781 \h </w:instrText>
+              <w:instrText xml:space="preserve"> PAGEREF _Toc199829453 \h </w:instrText>
             </w:r>
             <w:r>
               <w:rPr>
@@ -849,7 +860,7 @@
           <w:pPr>
             <w:pStyle w:val="TDC2"/>
             <w:tabs>
-              <w:tab w:val="left" w:pos="1920"/>
+              <w:tab w:val="left" w:pos="1680"/>
               <w:tab w:val="right" w:leader="dot" w:pos="9962"/>
             </w:tabs>
             <w:rPr>
@@ -857,10 +868,10 @@
               <w:noProof/>
               <w:sz w:val="24"/>
               <w:szCs w:val="24"/>
-              <w:lang w:val="es-ES" w:eastAsia="es-ES"/>
+              <w:lang w:eastAsia="es-CO"/>
             </w:rPr>
           </w:pPr>
-          <w:hyperlink w:anchor="_Toc199356782" w:history="1">
+          <w:hyperlink w:anchor="_Toc199829454" w:history="1">
             <w:r>
               <w:rPr>
                 <w:rStyle w:val="Hipervnculo"/>
@@ -880,7 +891,7 @@
                 <w:noProof/>
                 <w:sz w:val="24"/>
                 <w:szCs w:val="24"/>
-                <w:lang w:val="es-ES" w:eastAsia="es-ES"/>
+                <w:lang w:eastAsia="es-CO"/>
               </w:rPr>
               <w:tab/>
             </w:r>
@@ -910,7 +921,7 @@
                 <w:noProof/>
                 <w:webHidden/>
               </w:rPr>
-              <w:instrText xml:space="preserve"> PAGEREF _Toc199356782 \h </w:instrText>
+              <w:instrText xml:space="preserve"> PAGEREF _Toc199829454 \h </w:instrText>
             </w:r>
             <w:r>
               <w:rPr>
@@ -953,10 +964,10 @@
               <w:noProof/>
               <w:sz w:val="24"/>
               <w:szCs w:val="24"/>
-              <w:lang w:val="es-ES" w:eastAsia="es-ES"/>
+              <w:lang w:eastAsia="es-CO"/>
             </w:rPr>
           </w:pPr>
-          <w:hyperlink w:anchor="_Toc199356783" w:history="1">
+          <w:hyperlink w:anchor="_Toc199829455" w:history="1">
             <w:r>
               <w:rPr>
                 <w:rStyle w:val="Hipervnculo"/>
@@ -970,7 +981,7 @@
                 <w:noProof/>
                 <w:sz w:val="24"/>
                 <w:szCs w:val="24"/>
-                <w:lang w:val="es-ES" w:eastAsia="es-ES"/>
+                <w:lang w:eastAsia="es-CO"/>
               </w:rPr>
               <w:tab/>
             </w:r>
@@ -1000,7 +1011,7 @@
                 <w:noProof/>
                 <w:webHidden/>
               </w:rPr>
-              <w:instrText xml:space="preserve"> PAGEREF _Toc199356783 \h </w:instrText>
+              <w:instrText xml:space="preserve"> PAGEREF _Toc199829455 \h </w:instrText>
             </w:r>
             <w:r>
               <w:rPr>
@@ -1043,10 +1054,10 @@
               <w:noProof/>
               <w:sz w:val="24"/>
               <w:szCs w:val="24"/>
-              <w:lang w:val="es-ES" w:eastAsia="es-ES"/>
+              <w:lang w:eastAsia="es-CO"/>
             </w:rPr>
           </w:pPr>
-          <w:hyperlink w:anchor="_Toc199356784" w:history="1">
+          <w:hyperlink w:anchor="_Toc199829456" w:history="1">
             <w:r>
               <w:rPr>
                 <w:rStyle w:val="Hipervnculo"/>
@@ -1066,7 +1077,7 @@
                 <w:noProof/>
                 <w:sz w:val="24"/>
                 <w:szCs w:val="24"/>
-                <w:lang w:val="es-ES" w:eastAsia="es-ES"/>
+                <w:lang w:eastAsia="es-CO"/>
               </w:rPr>
               <w:tab/>
             </w:r>
@@ -1096,7 +1107,7 @@
                 <w:noProof/>
                 <w:webHidden/>
               </w:rPr>
-              <w:instrText xml:space="preserve"> PAGEREF _Toc199356784 \h </w:instrText>
+              <w:instrText xml:space="preserve"> PAGEREF _Toc199829456 \h </w:instrText>
             </w:r>
             <w:r>
               <w:rPr>
@@ -1131,7 +1142,7 @@
           <w:pPr>
             <w:pStyle w:val="TDC2"/>
             <w:tabs>
-              <w:tab w:val="left" w:pos="1920"/>
+              <w:tab w:val="left" w:pos="1680"/>
               <w:tab w:val="right" w:leader="dot" w:pos="9962"/>
             </w:tabs>
             <w:rPr>
@@ -1139,10 +1150,10 @@
               <w:noProof/>
               <w:sz w:val="24"/>
               <w:szCs w:val="24"/>
-              <w:lang w:val="es-ES" w:eastAsia="es-ES"/>
+              <w:lang w:eastAsia="es-CO"/>
             </w:rPr>
           </w:pPr>
-          <w:hyperlink w:anchor="_Toc199356785" w:history="1">
+          <w:hyperlink w:anchor="_Toc199829457" w:history="1">
             <w:r>
               <w:rPr>
                 <w:rStyle w:val="Hipervnculo"/>
@@ -1162,7 +1173,7 @@
                 <w:noProof/>
                 <w:sz w:val="24"/>
                 <w:szCs w:val="24"/>
-                <w:lang w:val="es-ES" w:eastAsia="es-ES"/>
+                <w:lang w:eastAsia="es-CO"/>
               </w:rPr>
               <w:tab/>
             </w:r>
@@ -1192,7 +1203,7 @@
                 <w:noProof/>
                 <w:webHidden/>
               </w:rPr>
-              <w:instrText xml:space="preserve"> PAGEREF _Toc199356785 \h </w:instrText>
+              <w:instrText xml:space="preserve"> PAGEREF _Toc199829457 \h </w:instrText>
             </w:r>
             <w:r>
               <w:rPr>
@@ -1235,10 +1246,10 @@
               <w:noProof/>
               <w:sz w:val="24"/>
               <w:szCs w:val="24"/>
-              <w:lang w:val="es-ES" w:eastAsia="es-ES"/>
+              <w:lang w:eastAsia="es-CO"/>
             </w:rPr>
           </w:pPr>
-          <w:hyperlink w:anchor="_Toc199356786" w:history="1">
+          <w:hyperlink w:anchor="_Toc199829458" w:history="1">
             <w:r>
               <w:rPr>
                 <w:rStyle w:val="Hipervnculo"/>
@@ -1252,7 +1263,7 @@
                 <w:noProof/>
                 <w:sz w:val="24"/>
                 <w:szCs w:val="24"/>
-                <w:lang w:val="es-ES" w:eastAsia="es-ES"/>
+                <w:lang w:eastAsia="es-CO"/>
               </w:rPr>
               <w:tab/>
             </w:r>
@@ -1282,7 +1293,7 @@
                 <w:noProof/>
                 <w:webHidden/>
               </w:rPr>
-              <w:instrText xml:space="preserve"> PAGEREF _Toc199356786 \h </w:instrText>
+              <w:instrText xml:space="preserve"> PAGEREF _Toc199829458 \h </w:instrText>
             </w:r>
             <w:r>
               <w:rPr>
@@ -1325,10 +1336,10 @@
               <w:noProof/>
               <w:sz w:val="24"/>
               <w:szCs w:val="24"/>
-              <w:lang w:val="es-ES" w:eastAsia="es-ES"/>
+              <w:lang w:eastAsia="es-CO"/>
             </w:rPr>
           </w:pPr>
-          <w:hyperlink w:anchor="_Toc199356787" w:history="1">
+          <w:hyperlink w:anchor="_Toc199829459" w:history="1">
             <w:r>
               <w:rPr>
                 <w:rStyle w:val="Hipervnculo"/>
@@ -1348,7 +1359,7 @@
                 <w:noProof/>
                 <w:sz w:val="24"/>
                 <w:szCs w:val="24"/>
-                <w:lang w:val="es-ES" w:eastAsia="es-ES"/>
+                <w:lang w:eastAsia="es-CO"/>
               </w:rPr>
               <w:tab/>
             </w:r>
@@ -1378,7 +1389,7 @@
                 <w:noProof/>
                 <w:webHidden/>
               </w:rPr>
-              <w:instrText xml:space="preserve"> PAGEREF _Toc199356787 \h </w:instrText>
+              <w:instrText xml:space="preserve"> PAGEREF _Toc199829459 \h </w:instrText>
             </w:r>
             <w:r>
               <w:rPr>
@@ -1399,102 +1410,6 @@
                 <w:webHidden/>
               </w:rPr>
               <w:t>14</w:t>
-            </w:r>
-            <w:r>
-              <w:rPr>
-                <w:noProof/>
-                <w:webHidden/>
-              </w:rPr>
-              <w:fldChar w:fldCharType="end"/>
-            </w:r>
-          </w:hyperlink>
-        </w:p>
-        <w:p>
-          <w:pPr>
-            <w:pStyle w:val="TDC2"/>
-            <w:tabs>
-              <w:tab w:val="left" w:pos="1920"/>
-              <w:tab w:val="right" w:leader="dot" w:pos="9962"/>
-            </w:tabs>
-            <w:rPr>
-              <w:rFonts w:eastAsiaTheme="minorEastAsia"/>
-              <w:noProof/>
-              <w:sz w:val="24"/>
-              <w:szCs w:val="24"/>
-              <w:lang w:val="es-ES" w:eastAsia="es-ES"/>
-            </w:rPr>
-          </w:pPr>
-          <w:hyperlink w:anchor="_Toc199356788" w:history="1">
-            <w:r>
-              <w:rPr>
-                <w:rStyle w:val="Hipervnculo"/>
-                <w:noProof/>
-                <w14:scene3d>
-                  <w14:camera w14:prst="orthographicFront"/>
-                  <w14:lightRig w14:rig="threePt" w14:dir="t">
-                    <w14:rot w14:lat="0" w14:lon="0" w14:rev="0"/>
-                  </w14:lightRig>
-                </w14:scene3d>
-              </w:rPr>
-              <w:t>3.2.</w:t>
-            </w:r>
-            <w:r>
-              <w:rPr>
-                <w:rFonts w:eastAsiaTheme="minorEastAsia"/>
-                <w:noProof/>
-                <w:sz w:val="24"/>
-                <w:szCs w:val="24"/>
-                <w:lang w:val="es-ES" w:eastAsia="es-ES"/>
-              </w:rPr>
-              <w:tab/>
-            </w:r>
-            <w:r>
-              <w:rPr>
-                <w:rStyle w:val="Hipervnculo"/>
-                <w:noProof/>
-              </w:rPr>
-              <w:t>Sintéticos</w:t>
-            </w:r>
-            <w:r>
-              <w:rPr>
-                <w:noProof/>
-                <w:webHidden/>
-              </w:rPr>
-              <w:tab/>
-            </w:r>
-            <w:r>
-              <w:rPr>
-                <w:noProof/>
-                <w:webHidden/>
-              </w:rPr>
-              <w:fldChar w:fldCharType="begin"/>
-            </w:r>
-            <w:r>
-              <w:rPr>
-                <w:noProof/>
-                <w:webHidden/>
-              </w:rPr>
-              <w:instrText xml:space="preserve"> PAGEREF _Toc199356788 \h </w:instrText>
-            </w:r>
-            <w:r>
-              <w:rPr>
-                <w:noProof/>
-                <w:webHidden/>
-              </w:rPr>
-            </w:r>
-            <w:r>
-              <w:rPr>
-                <w:noProof/>
-                <w:webHidden/>
-              </w:rPr>
-              <w:fldChar w:fldCharType="separate"/>
-            </w:r>
-            <w:r>
-              <w:rPr>
-                <w:noProof/>
-                <w:webHidden/>
-              </w:rPr>
-              <w:t>17</w:t>
             </w:r>
             <w:r>
               <w:rPr>
@@ -1517,10 +1432,10 @@
               <w:noProof/>
               <w:sz w:val="24"/>
               <w:szCs w:val="24"/>
-              <w:lang w:val="es-ES" w:eastAsia="es-ES"/>
+              <w:lang w:eastAsia="es-CO"/>
             </w:rPr>
           </w:pPr>
-          <w:hyperlink w:anchor="_Toc199356789" w:history="1">
+          <w:hyperlink w:anchor="_Toc199829460" w:history="1">
             <w:r>
               <w:rPr>
                 <w:rStyle w:val="Hipervnculo"/>
@@ -1532,7 +1447,7 @@
                   </w14:lightRig>
                 </w14:scene3d>
               </w:rPr>
-              <w:t>3.3.</w:t>
+              <w:t>3.2.</w:t>
             </w:r>
             <w:r>
               <w:rPr>
@@ -1540,7 +1455,7 @@
                 <w:noProof/>
                 <w:sz w:val="24"/>
                 <w:szCs w:val="24"/>
-                <w:lang w:val="es-ES" w:eastAsia="es-ES"/>
+                <w:lang w:eastAsia="es-CO"/>
               </w:rPr>
               <w:tab/>
             </w:r>
@@ -1549,7 +1464,7 @@
                 <w:rStyle w:val="Hipervnculo"/>
                 <w:noProof/>
               </w:rPr>
-              <w:t>Textiles</w:t>
+              <w:t>Sintéticos</w:t>
             </w:r>
             <w:r>
               <w:rPr>
@@ -1570,7 +1485,7 @@
                 <w:noProof/>
                 <w:webHidden/>
               </w:rPr>
-              <w:instrText xml:space="preserve"> PAGEREF _Toc199356789 \h </w:instrText>
+              <w:instrText xml:space="preserve"> PAGEREF _Toc199829460 \h </w:instrText>
             </w:r>
             <w:r>
               <w:rPr>
@@ -1590,7 +1505,7 @@
                 <w:noProof/>
                 <w:webHidden/>
               </w:rPr>
-              <w:t>20</w:t>
+              <w:t>17</w:t>
             </w:r>
             <w:r>
               <w:rPr>
@@ -1605,7 +1520,7 @@
           <w:pPr>
             <w:pStyle w:val="TDC2"/>
             <w:tabs>
-              <w:tab w:val="left" w:pos="1920"/>
+              <w:tab w:val="left" w:pos="1680"/>
               <w:tab w:val="right" w:leader="dot" w:pos="9962"/>
             </w:tabs>
             <w:rPr>
@@ -1613,10 +1528,10 @@
               <w:noProof/>
               <w:sz w:val="24"/>
               <w:szCs w:val="24"/>
-              <w:lang w:val="es-ES" w:eastAsia="es-ES"/>
+              <w:lang w:eastAsia="es-CO"/>
             </w:rPr>
           </w:pPr>
-          <w:hyperlink w:anchor="_Toc199356790" w:history="1">
+          <w:hyperlink w:anchor="_Toc199829461" w:history="1">
             <w:r>
               <w:rPr>
                 <w:rStyle w:val="Hipervnculo"/>
@@ -1628,7 +1543,7 @@
                   </w14:lightRig>
                 </w14:scene3d>
               </w:rPr>
-              <w:t>3.4.</w:t>
+              <w:t>3.3.</w:t>
             </w:r>
             <w:r>
               <w:rPr>
@@ -1636,7 +1551,7 @@
                 <w:noProof/>
                 <w:sz w:val="24"/>
                 <w:szCs w:val="24"/>
-                <w:lang w:val="es-ES" w:eastAsia="es-ES"/>
+                <w:lang w:eastAsia="es-CO"/>
               </w:rPr>
               <w:tab/>
             </w:r>
@@ -1645,6 +1560,102 @@
                 <w:rStyle w:val="Hipervnculo"/>
                 <w:noProof/>
               </w:rPr>
+              <w:t>Textiles</w:t>
+            </w:r>
+            <w:r>
+              <w:rPr>
+                <w:noProof/>
+                <w:webHidden/>
+              </w:rPr>
+              <w:tab/>
+            </w:r>
+            <w:r>
+              <w:rPr>
+                <w:noProof/>
+                <w:webHidden/>
+              </w:rPr>
+              <w:fldChar w:fldCharType="begin"/>
+            </w:r>
+            <w:r>
+              <w:rPr>
+                <w:noProof/>
+                <w:webHidden/>
+              </w:rPr>
+              <w:instrText xml:space="preserve"> PAGEREF _Toc199829461 \h </w:instrText>
+            </w:r>
+            <w:r>
+              <w:rPr>
+                <w:noProof/>
+                <w:webHidden/>
+              </w:rPr>
+            </w:r>
+            <w:r>
+              <w:rPr>
+                <w:noProof/>
+                <w:webHidden/>
+              </w:rPr>
+              <w:fldChar w:fldCharType="separate"/>
+            </w:r>
+            <w:r>
+              <w:rPr>
+                <w:noProof/>
+                <w:webHidden/>
+              </w:rPr>
+              <w:t>20</w:t>
+            </w:r>
+            <w:r>
+              <w:rPr>
+                <w:noProof/>
+                <w:webHidden/>
+              </w:rPr>
+              <w:fldChar w:fldCharType="end"/>
+            </w:r>
+          </w:hyperlink>
+        </w:p>
+        <w:p>
+          <w:pPr>
+            <w:pStyle w:val="TDC2"/>
+            <w:tabs>
+              <w:tab w:val="left" w:pos="1680"/>
+              <w:tab w:val="right" w:leader="dot" w:pos="9962"/>
+            </w:tabs>
+            <w:rPr>
+              <w:rFonts w:eastAsiaTheme="minorEastAsia"/>
+              <w:noProof/>
+              <w:sz w:val="24"/>
+              <w:szCs w:val="24"/>
+              <w:lang w:eastAsia="es-CO"/>
+            </w:rPr>
+          </w:pPr>
+          <w:hyperlink w:anchor="_Toc199829462" w:history="1">
+            <w:r>
+              <w:rPr>
+                <w:rStyle w:val="Hipervnculo"/>
+                <w:noProof/>
+                <w14:scene3d>
+                  <w14:camera w14:prst="orthographicFront"/>
+                  <w14:lightRig w14:rig="threePt" w14:dir="t">
+                    <w14:rot w14:lat="0" w14:lon="0" w14:rev="0"/>
+                  </w14:lightRig>
+                </w14:scene3d>
+              </w:rPr>
+              <w:t>3.4.</w:t>
+            </w:r>
+            <w:r>
+              <w:rPr>
+                <w:rFonts w:eastAsiaTheme="minorEastAsia"/>
+                <w:noProof/>
+                <w:sz w:val="24"/>
+                <w:szCs w:val="24"/>
+                <w:lang w:eastAsia="es-CO"/>
+              </w:rPr>
+              <w:tab/>
+            </w:r>
+            <w:r>
+              <w:rPr>
+                <w:rStyle w:val="Hipervnculo"/>
+                <w:noProof/>
+              </w:rPr>
               <w:t>Suelas</w:t>
             </w:r>
             <w:r>
@@ -1666,7 +1677,7 @@
                 <w:noProof/>
                 <w:webHidden/>
               </w:rPr>
-              <w:instrText xml:space="preserve"> PAGEREF _Toc199356790 \h </w:instrText>
+              <w:instrText xml:space="preserve"> PAGEREF _Toc199829462 \h </w:instrText>
             </w:r>
             <w:r>
               <w:rPr>
@@ -1709,10 +1720,10 @@
               <w:noProof/>
               <w:sz w:val="24"/>
               <w:szCs w:val="24"/>
-              <w:lang w:val="es-ES" w:eastAsia="es-ES"/>
+              <w:lang w:eastAsia="es-CO"/>
             </w:rPr>
           </w:pPr>
-          <w:hyperlink w:anchor="_Toc199356791" w:history="1">
+          <w:hyperlink w:anchor="_Toc199829463" w:history="1">
             <w:r>
               <w:rPr>
                 <w:rStyle w:val="Hipervnculo"/>
@@ -1726,7 +1737,7 @@
                 <w:noProof/>
                 <w:sz w:val="24"/>
                 <w:szCs w:val="24"/>
-                <w:lang w:val="es-ES" w:eastAsia="es-ES"/>
+                <w:lang w:eastAsia="es-CO"/>
               </w:rPr>
               <w:tab/>
             </w:r>
@@ -1756,103 +1767,7 @@
                 <w:noProof/>
                 <w:webHidden/>
               </w:rPr>
-              <w:instrText xml:space="preserve"> PAGEREF _Toc199356791 \h </w:instrText>
-            </w:r>
-            <w:r>
-              <w:rPr>
-                <w:noProof/>
-                <w:webHidden/>
-              </w:rPr>
-            </w:r>
-            <w:r>
-              <w:rPr>
-                <w:noProof/>
-                <w:webHidden/>
-              </w:rPr>
-              <w:fldChar w:fldCharType="separate"/>
-            </w:r>
-            <w:r>
-              <w:rPr>
-                <w:noProof/>
-                <w:webHidden/>
-              </w:rPr>
-              <w:t>24</w:t>
-            </w:r>
-            <w:r>
-              <w:rPr>
-                <w:noProof/>
-                <w:webHidden/>
-              </w:rPr>
-              <w:fldChar w:fldCharType="end"/>
-            </w:r>
-          </w:hyperlink>
-        </w:p>
-        <w:p>
-          <w:pPr>
-            <w:pStyle w:val="TDC2"/>
-            <w:tabs>
-              <w:tab w:val="left" w:pos="1920"/>
-              <w:tab w:val="right" w:leader="dot" w:pos="9962"/>
-            </w:tabs>
-            <w:rPr>
-              <w:rFonts w:eastAsiaTheme="minorEastAsia"/>
-              <w:noProof/>
-              <w:sz w:val="24"/>
-              <w:szCs w:val="24"/>
-              <w:lang w:val="es-ES" w:eastAsia="es-ES"/>
-            </w:rPr>
-          </w:pPr>
-          <w:hyperlink w:anchor="_Toc199356792" w:history="1">
-            <w:r>
-              <w:rPr>
-                <w:rStyle w:val="Hipervnculo"/>
-                <w:noProof/>
-                <w14:scene3d>
-                  <w14:camera w14:prst="orthographicFront"/>
-                  <w14:lightRig w14:rig="threePt" w14:dir="t">
-                    <w14:rot w14:lat="0" w14:lon="0" w14:rev="0"/>
-                  </w14:lightRig>
-                </w14:scene3d>
-              </w:rPr>
-              <w:t>4.1.</w:t>
-            </w:r>
-            <w:r>
-              <w:rPr>
-                <w:rFonts w:eastAsiaTheme="minorEastAsia"/>
-                <w:noProof/>
-                <w:sz w:val="24"/>
-                <w:szCs w:val="24"/>
-                <w:lang w:val="es-ES" w:eastAsia="es-ES"/>
-              </w:rPr>
-              <w:tab/>
-            </w:r>
-            <w:r>
-              <w:rPr>
-                <w:rStyle w:val="Hipervnculo"/>
-                <w:noProof/>
-              </w:rPr>
-              <w:t>Diseño y desarrollo del producto</w:t>
-            </w:r>
-            <w:r>
-              <w:rPr>
-                <w:noProof/>
-                <w:webHidden/>
-              </w:rPr>
-              <w:tab/>
-            </w:r>
-            <w:r>
-              <w:rPr>
-                <w:noProof/>
-                <w:webHidden/>
-              </w:rPr>
-              <w:fldChar w:fldCharType="begin"/>
-            </w:r>
-            <w:r>
-              <w:rPr>
-                <w:noProof/>
-                <w:webHidden/>
-              </w:rPr>
-              <w:instrText xml:space="preserve"> PAGEREF _Toc199356792 \h </w:instrText>
+              <w:instrText xml:space="preserve"> PAGEREF _Toc199829463 \h </w:instrText>
             </w:r>
             <w:r>
               <w:rPr>
@@ -1895,10 +1810,10 @@
               <w:noProof/>
               <w:sz w:val="24"/>
               <w:szCs w:val="24"/>
-              <w:lang w:val="es-ES" w:eastAsia="es-ES"/>
+              <w:lang w:eastAsia="es-CO"/>
             </w:rPr>
           </w:pPr>
-          <w:hyperlink w:anchor="_Toc199356793" w:history="1">
+          <w:hyperlink w:anchor="_Toc199829464" w:history="1">
             <w:r>
               <w:rPr>
                 <w:rStyle w:val="Hipervnculo"/>
@@ -1910,7 +1825,7 @@
                   </w14:lightRig>
                 </w14:scene3d>
               </w:rPr>
-              <w:t>4.2.</w:t>
+              <w:t>4.1.</w:t>
             </w:r>
             <w:r>
               <w:rPr>
@@ -1918,7 +1833,7 @@
                 <w:noProof/>
                 <w:sz w:val="24"/>
                 <w:szCs w:val="24"/>
-                <w:lang w:val="es-ES" w:eastAsia="es-ES"/>
+                <w:lang w:eastAsia="es-CO"/>
               </w:rPr>
               <w:tab/>
             </w:r>
@@ -1927,7 +1842,7 @@
                 <w:rStyle w:val="Hipervnculo"/>
                 <w:noProof/>
               </w:rPr>
-              <w:t>Corte de materiales</w:t>
+              <w:t>Diseño y desarrollo del producto</w:t>
             </w:r>
             <w:r>
               <w:rPr>
@@ -1948,7 +1863,7 @@
                 <w:noProof/>
                 <w:webHidden/>
               </w:rPr>
-              <w:instrText xml:space="preserve"> PAGEREF _Toc199356793 \h </w:instrText>
+              <w:instrText xml:space="preserve"> PAGEREF _Toc199829464 \h </w:instrText>
             </w:r>
             <w:r>
               <w:rPr>
@@ -1968,199 +1883,7 @@
                 <w:noProof/>
                 <w:webHidden/>
               </w:rPr>
-              <w:t>25</w:t>
-            </w:r>
-            <w:r>
-              <w:rPr>
-                <w:noProof/>
-                <w:webHidden/>
-              </w:rPr>
-              <w:fldChar w:fldCharType="end"/>
-            </w:r>
-          </w:hyperlink>
-        </w:p>
-        <w:p>
-          <w:pPr>
-            <w:pStyle w:val="TDC2"/>
-            <w:tabs>
-              <w:tab w:val="left" w:pos="1920"/>
-              <w:tab w:val="right" w:leader="dot" w:pos="9962"/>
-            </w:tabs>
-            <w:rPr>
-              <w:rFonts w:eastAsiaTheme="minorEastAsia"/>
-              <w:noProof/>
-              <w:sz w:val="24"/>
-              <w:szCs w:val="24"/>
-              <w:lang w:val="es-ES" w:eastAsia="es-ES"/>
-            </w:rPr>
-          </w:pPr>
-          <w:hyperlink w:anchor="_Toc199356794" w:history="1">
-            <w:r>
-              <w:rPr>
-                <w:rStyle w:val="Hipervnculo"/>
-                <w:noProof/>
-                <w14:scene3d>
-                  <w14:camera w14:prst="orthographicFront"/>
-                  <w14:lightRig w14:rig="threePt" w14:dir="t">
-                    <w14:rot w14:lat="0" w14:lon="0" w14:rev="0"/>
-                  </w14:lightRig>
-                </w14:scene3d>
-              </w:rPr>
-              <w:t>4.3.</w:t>
-            </w:r>
-            <w:r>
-              <w:rPr>
-                <w:rFonts w:eastAsiaTheme="minorEastAsia"/>
-                <w:noProof/>
-                <w:sz w:val="24"/>
-                <w:szCs w:val="24"/>
-                <w:lang w:val="es-ES" w:eastAsia="es-ES"/>
-              </w:rPr>
-              <w:tab/>
-            </w:r>
-            <w:r>
-              <w:rPr>
-                <w:rStyle w:val="Hipervnculo"/>
-                <w:noProof/>
-              </w:rPr>
-              <w:t>Desbaste</w:t>
-            </w:r>
-            <w:r>
-              <w:rPr>
-                <w:noProof/>
-                <w:webHidden/>
-              </w:rPr>
-              <w:tab/>
-            </w:r>
-            <w:r>
-              <w:rPr>
-                <w:noProof/>
-                <w:webHidden/>
-              </w:rPr>
-              <w:fldChar w:fldCharType="begin"/>
-            </w:r>
-            <w:r>
-              <w:rPr>
-                <w:noProof/>
-                <w:webHidden/>
-              </w:rPr>
-              <w:instrText xml:space="preserve"> PAGEREF _Toc199356794 \h </w:instrText>
-            </w:r>
-            <w:r>
-              <w:rPr>
-                <w:noProof/>
-                <w:webHidden/>
-              </w:rPr>
-            </w:r>
-            <w:r>
-              <w:rPr>
-                <w:noProof/>
-                <w:webHidden/>
-              </w:rPr>
-              <w:fldChar w:fldCharType="separate"/>
-            </w:r>
-            <w:r>
-              <w:rPr>
-                <w:noProof/>
-                <w:webHidden/>
-              </w:rPr>
-              <w:t>26</w:t>
-            </w:r>
-            <w:r>
-              <w:rPr>
-                <w:noProof/>
-                <w:webHidden/>
-              </w:rPr>
-              <w:fldChar w:fldCharType="end"/>
-            </w:r>
-          </w:hyperlink>
-        </w:p>
-        <w:p>
-          <w:pPr>
-            <w:pStyle w:val="TDC2"/>
-            <w:tabs>
-              <w:tab w:val="left" w:pos="1920"/>
-              <w:tab w:val="right" w:leader="dot" w:pos="9962"/>
-            </w:tabs>
-            <w:rPr>
-              <w:rFonts w:eastAsiaTheme="minorEastAsia"/>
-              <w:noProof/>
-              <w:sz w:val="24"/>
-              <w:szCs w:val="24"/>
-              <w:lang w:val="es-ES" w:eastAsia="es-ES"/>
-            </w:rPr>
-          </w:pPr>
-          <w:hyperlink w:anchor="_Toc199356795" w:history="1">
-            <w:r>
-              <w:rPr>
-                <w:rStyle w:val="Hipervnculo"/>
-                <w:noProof/>
-                <w14:scene3d>
-                  <w14:camera w14:prst="orthographicFront"/>
-                  <w14:lightRig w14:rig="threePt" w14:dir="t">
-                    <w14:rot w14:lat="0" w14:lon="0" w14:rev="0"/>
-                  </w14:lightRig>
-                </w14:scene3d>
-              </w:rPr>
-              <w:t>4.4.</w:t>
-            </w:r>
-            <w:r>
-              <w:rPr>
-                <w:rFonts w:eastAsiaTheme="minorEastAsia"/>
-                <w:noProof/>
-                <w:sz w:val="24"/>
-                <w:szCs w:val="24"/>
-                <w:lang w:val="es-ES" w:eastAsia="es-ES"/>
-              </w:rPr>
-              <w:tab/>
-            </w:r>
-            <w:r>
-              <w:rPr>
-                <w:rStyle w:val="Hipervnculo"/>
-                <w:noProof/>
-              </w:rPr>
-              <w:t>Armado del calzado</w:t>
-            </w:r>
-            <w:r>
-              <w:rPr>
-                <w:noProof/>
-                <w:webHidden/>
-              </w:rPr>
-              <w:tab/>
-            </w:r>
-            <w:r>
-              <w:rPr>
-                <w:noProof/>
-                <w:webHidden/>
-              </w:rPr>
-              <w:fldChar w:fldCharType="begin"/>
-            </w:r>
-            <w:r>
-              <w:rPr>
-                <w:noProof/>
-                <w:webHidden/>
-              </w:rPr>
-              <w:instrText xml:space="preserve"> PAGEREF _Toc199356795 \h </w:instrText>
-            </w:r>
-            <w:r>
-              <w:rPr>
-                <w:noProof/>
-                <w:webHidden/>
-              </w:rPr>
-            </w:r>
-            <w:r>
-              <w:rPr>
-                <w:noProof/>
-                <w:webHidden/>
-              </w:rPr>
-              <w:fldChar w:fldCharType="separate"/>
-            </w:r>
-            <w:r>
-              <w:rPr>
-                <w:noProof/>
-                <w:webHidden/>
-              </w:rPr>
-              <w:t>27</w:t>
+              <w:t>24</w:t>
             </w:r>
             <w:r>
               <w:rPr>
@@ -2183,10 +1906,10 @@
               <w:noProof/>
               <w:sz w:val="24"/>
               <w:szCs w:val="24"/>
-              <w:lang w:val="es-ES" w:eastAsia="es-ES"/>
+              <w:lang w:eastAsia="es-CO"/>
             </w:rPr>
           </w:pPr>
-          <w:hyperlink w:anchor="_Toc199356796" w:history="1">
+          <w:hyperlink w:anchor="_Toc199829465" w:history="1">
             <w:r>
               <w:rPr>
                 <w:rStyle w:val="Hipervnculo"/>
@@ -2198,7 +1921,7 @@
                   </w14:lightRig>
                 </w14:scene3d>
               </w:rPr>
-              <w:t>4.5.</w:t>
+              <w:t>4.2.</w:t>
             </w:r>
             <w:r>
               <w:rPr>
@@ -2206,7 +1929,7 @@
                 <w:noProof/>
                 <w:sz w:val="24"/>
                 <w:szCs w:val="24"/>
-                <w:lang w:val="es-ES" w:eastAsia="es-ES"/>
+                <w:lang w:eastAsia="es-CO"/>
               </w:rPr>
               <w:tab/>
             </w:r>
@@ -2215,7 +1938,7 @@
                 <w:rStyle w:val="Hipervnculo"/>
                 <w:noProof/>
               </w:rPr>
-              <w:t>Costura del calzado</w:t>
+              <w:t>Corte de materiales</w:t>
             </w:r>
             <w:r>
               <w:rPr>
@@ -2236,7 +1959,7 @@
                 <w:noProof/>
                 <w:webHidden/>
               </w:rPr>
-              <w:instrText xml:space="preserve"> PAGEREF _Toc199356796 \h </w:instrText>
+              <w:instrText xml:space="preserve"> PAGEREF _Toc199829465 \h </w:instrText>
             </w:r>
             <w:r>
               <w:rPr>
@@ -2256,7 +1979,7 @@
                 <w:noProof/>
                 <w:webHidden/>
               </w:rPr>
-              <w:t>27</w:t>
+              <w:t>25</w:t>
             </w:r>
             <w:r>
               <w:rPr>
@@ -2271,7 +1994,7 @@
           <w:pPr>
             <w:pStyle w:val="TDC2"/>
             <w:tabs>
-              <w:tab w:val="left" w:pos="1920"/>
+              <w:tab w:val="left" w:pos="1680"/>
               <w:tab w:val="right" w:leader="dot" w:pos="9962"/>
             </w:tabs>
             <w:rPr>
@@ -2279,10 +2002,10 @@
               <w:noProof/>
               <w:sz w:val="24"/>
               <w:szCs w:val="24"/>
-              <w:lang w:val="es-ES" w:eastAsia="es-ES"/>
+              <w:lang w:eastAsia="es-CO"/>
             </w:rPr>
           </w:pPr>
-          <w:hyperlink w:anchor="_Toc199356797" w:history="1">
+          <w:hyperlink w:anchor="_Toc199829466" w:history="1">
             <w:r>
               <w:rPr>
                 <w:rStyle w:val="Hipervnculo"/>
@@ -2294,7 +2017,7 @@
                   </w14:lightRig>
                 </w14:scene3d>
               </w:rPr>
-              <w:t>4.6.</w:t>
+              <w:t>4.3.</w:t>
             </w:r>
             <w:r>
               <w:rPr>
@@ -2302,7 +2025,7 @@
                 <w:noProof/>
                 <w:sz w:val="24"/>
                 <w:szCs w:val="24"/>
-                <w:lang w:val="es-ES" w:eastAsia="es-ES"/>
+                <w:lang w:eastAsia="es-CO"/>
               </w:rPr>
               <w:tab/>
             </w:r>
@@ -2311,7 +2034,7 @@
                 <w:rStyle w:val="Hipervnculo"/>
                 <w:noProof/>
               </w:rPr>
-              <w:t>Montaje del calzado</w:t>
+              <w:t>Desbaste</w:t>
             </w:r>
             <w:r>
               <w:rPr>
@@ -2332,7 +2055,7 @@
                 <w:noProof/>
                 <w:webHidden/>
               </w:rPr>
-              <w:instrText xml:space="preserve"> PAGEREF _Toc199356797 \h </w:instrText>
+              <w:instrText xml:space="preserve"> PAGEREF _Toc199829466 \h </w:instrText>
             </w:r>
             <w:r>
               <w:rPr>
@@ -2352,7 +2075,7 @@
                 <w:noProof/>
                 <w:webHidden/>
               </w:rPr>
-              <w:t>28</w:t>
+              <w:t>26</w:t>
             </w:r>
             <w:r>
               <w:rPr>
@@ -2367,7 +2090,7 @@
           <w:pPr>
             <w:pStyle w:val="TDC2"/>
             <w:tabs>
-              <w:tab w:val="left" w:pos="1920"/>
+              <w:tab w:val="left" w:pos="1680"/>
               <w:tab w:val="right" w:leader="dot" w:pos="9962"/>
             </w:tabs>
             <w:rPr>
@@ -2375,10 +2098,10 @@
               <w:noProof/>
               <w:sz w:val="24"/>
               <w:szCs w:val="24"/>
-              <w:lang w:val="es-ES" w:eastAsia="es-ES"/>
+              <w:lang w:eastAsia="es-CO"/>
             </w:rPr>
           </w:pPr>
-          <w:hyperlink w:anchor="_Toc199356798" w:history="1">
+          <w:hyperlink w:anchor="_Toc199829467" w:history="1">
             <w:r>
               <w:rPr>
                 <w:rStyle w:val="Hipervnculo"/>
@@ -2390,7 +2113,7 @@
                   </w14:lightRig>
                 </w14:scene3d>
               </w:rPr>
-              <w:t>4.7.</w:t>
+              <w:t>4.4.</w:t>
             </w:r>
             <w:r>
               <w:rPr>
@@ -2398,7 +2121,7 @@
                 <w:noProof/>
                 <w:sz w:val="24"/>
                 <w:szCs w:val="24"/>
-                <w:lang w:val="es-ES" w:eastAsia="es-ES"/>
+                <w:lang w:eastAsia="es-CO"/>
               </w:rPr>
               <w:tab/>
             </w:r>
@@ -2407,6 +2130,294 @@
                 <w:rStyle w:val="Hipervnculo"/>
                 <w:noProof/>
               </w:rPr>
+              <w:t>Armado del calzado</w:t>
+            </w:r>
+            <w:r>
+              <w:rPr>
+                <w:noProof/>
+                <w:webHidden/>
+              </w:rPr>
+              <w:tab/>
+            </w:r>
+            <w:r>
+              <w:rPr>
+                <w:noProof/>
+                <w:webHidden/>
+              </w:rPr>
+              <w:fldChar w:fldCharType="begin"/>
+            </w:r>
+            <w:r>
+              <w:rPr>
+                <w:noProof/>
+                <w:webHidden/>
+              </w:rPr>
+              <w:instrText xml:space="preserve"> PAGEREF _Toc199829467 \h </w:instrText>
+            </w:r>
+            <w:r>
+              <w:rPr>
+                <w:noProof/>
+                <w:webHidden/>
+              </w:rPr>
+            </w:r>
+            <w:r>
+              <w:rPr>
+                <w:noProof/>
+                <w:webHidden/>
+              </w:rPr>
+              <w:fldChar w:fldCharType="separate"/>
+            </w:r>
+            <w:r>
+              <w:rPr>
+                <w:noProof/>
+                <w:webHidden/>
+              </w:rPr>
+              <w:t>27</w:t>
+            </w:r>
+            <w:r>
+              <w:rPr>
+                <w:noProof/>
+                <w:webHidden/>
+              </w:rPr>
+              <w:fldChar w:fldCharType="end"/>
+            </w:r>
+          </w:hyperlink>
+        </w:p>
+        <w:p>
+          <w:pPr>
+            <w:pStyle w:val="TDC2"/>
+            <w:tabs>
+              <w:tab w:val="left" w:pos="1680"/>
+              <w:tab w:val="right" w:leader="dot" w:pos="9962"/>
+            </w:tabs>
+            <w:rPr>
+              <w:rFonts w:eastAsiaTheme="minorEastAsia"/>
+              <w:noProof/>
+              <w:sz w:val="24"/>
+              <w:szCs w:val="24"/>
+              <w:lang w:eastAsia="es-CO"/>
+            </w:rPr>
+          </w:pPr>
+          <w:hyperlink w:anchor="_Toc199829468" w:history="1">
+            <w:r>
+              <w:rPr>
+                <w:rStyle w:val="Hipervnculo"/>
+                <w:noProof/>
+                <w14:scene3d>
+                  <w14:camera w14:prst="orthographicFront"/>
+                  <w14:lightRig w14:rig="threePt" w14:dir="t">
+                    <w14:rot w14:lat="0" w14:lon="0" w14:rev="0"/>
+                  </w14:lightRig>
+                </w14:scene3d>
+              </w:rPr>
+              <w:t>4.5.</w:t>
+            </w:r>
+            <w:r>
+              <w:rPr>
+                <w:rFonts w:eastAsiaTheme="minorEastAsia"/>
+                <w:noProof/>
+                <w:sz w:val="24"/>
+                <w:szCs w:val="24"/>
+                <w:lang w:eastAsia="es-CO"/>
+              </w:rPr>
+              <w:tab/>
+            </w:r>
+            <w:r>
+              <w:rPr>
+                <w:rStyle w:val="Hipervnculo"/>
+                <w:noProof/>
+              </w:rPr>
+              <w:t>Costura del calzado</w:t>
+            </w:r>
+            <w:r>
+              <w:rPr>
+                <w:noProof/>
+                <w:webHidden/>
+              </w:rPr>
+              <w:tab/>
+            </w:r>
+            <w:r>
+              <w:rPr>
+                <w:noProof/>
+                <w:webHidden/>
+              </w:rPr>
+              <w:fldChar w:fldCharType="begin"/>
+            </w:r>
+            <w:r>
+              <w:rPr>
+                <w:noProof/>
+                <w:webHidden/>
+              </w:rPr>
+              <w:instrText xml:space="preserve"> PAGEREF _Toc199829468 \h </w:instrText>
+            </w:r>
+            <w:r>
+              <w:rPr>
+                <w:noProof/>
+                <w:webHidden/>
+              </w:rPr>
+            </w:r>
+            <w:r>
+              <w:rPr>
+                <w:noProof/>
+                <w:webHidden/>
+              </w:rPr>
+              <w:fldChar w:fldCharType="separate"/>
+            </w:r>
+            <w:r>
+              <w:rPr>
+                <w:noProof/>
+                <w:webHidden/>
+              </w:rPr>
+              <w:t>27</w:t>
+            </w:r>
+            <w:r>
+              <w:rPr>
+                <w:noProof/>
+                <w:webHidden/>
+              </w:rPr>
+              <w:fldChar w:fldCharType="end"/>
+            </w:r>
+          </w:hyperlink>
+        </w:p>
+        <w:p>
+          <w:pPr>
+            <w:pStyle w:val="TDC2"/>
+            <w:tabs>
+              <w:tab w:val="left" w:pos="1680"/>
+              <w:tab w:val="right" w:leader="dot" w:pos="9962"/>
+            </w:tabs>
+            <w:rPr>
+              <w:rFonts w:eastAsiaTheme="minorEastAsia"/>
+              <w:noProof/>
+              <w:sz w:val="24"/>
+              <w:szCs w:val="24"/>
+              <w:lang w:eastAsia="es-CO"/>
+            </w:rPr>
+          </w:pPr>
+          <w:hyperlink w:anchor="_Toc199829469" w:history="1">
+            <w:r>
+              <w:rPr>
+                <w:rStyle w:val="Hipervnculo"/>
+                <w:noProof/>
+                <w14:scene3d>
+                  <w14:camera w14:prst="orthographicFront"/>
+                  <w14:lightRig w14:rig="threePt" w14:dir="t">
+                    <w14:rot w14:lat="0" w14:lon="0" w14:rev="0"/>
+                  </w14:lightRig>
+                </w14:scene3d>
+              </w:rPr>
+              <w:t>4.6.</w:t>
+            </w:r>
+            <w:r>
+              <w:rPr>
+                <w:rFonts w:eastAsiaTheme="minorEastAsia"/>
+                <w:noProof/>
+                <w:sz w:val="24"/>
+                <w:szCs w:val="24"/>
+                <w:lang w:eastAsia="es-CO"/>
+              </w:rPr>
+              <w:tab/>
+            </w:r>
+            <w:r>
+              <w:rPr>
+                <w:rStyle w:val="Hipervnculo"/>
+                <w:noProof/>
+              </w:rPr>
+              <w:t>Montaje del calzado</w:t>
+            </w:r>
+            <w:r>
+              <w:rPr>
+                <w:noProof/>
+                <w:webHidden/>
+              </w:rPr>
+              <w:tab/>
+            </w:r>
+            <w:r>
+              <w:rPr>
+                <w:noProof/>
+                <w:webHidden/>
+              </w:rPr>
+              <w:fldChar w:fldCharType="begin"/>
+            </w:r>
+            <w:r>
+              <w:rPr>
+                <w:noProof/>
+                <w:webHidden/>
+              </w:rPr>
+              <w:instrText xml:space="preserve"> PAGEREF _Toc199829469 \h </w:instrText>
+            </w:r>
+            <w:r>
+              <w:rPr>
+                <w:noProof/>
+                <w:webHidden/>
+              </w:rPr>
+            </w:r>
+            <w:r>
+              <w:rPr>
+                <w:noProof/>
+                <w:webHidden/>
+              </w:rPr>
+              <w:fldChar w:fldCharType="separate"/>
+            </w:r>
+            <w:r>
+              <w:rPr>
+                <w:noProof/>
+                <w:webHidden/>
+              </w:rPr>
+              <w:t>28</w:t>
+            </w:r>
+            <w:r>
+              <w:rPr>
+                <w:noProof/>
+                <w:webHidden/>
+              </w:rPr>
+              <w:fldChar w:fldCharType="end"/>
+            </w:r>
+          </w:hyperlink>
+        </w:p>
+        <w:p>
+          <w:pPr>
+            <w:pStyle w:val="TDC2"/>
+            <w:tabs>
+              <w:tab w:val="left" w:pos="1680"/>
+              <w:tab w:val="right" w:leader="dot" w:pos="9962"/>
+            </w:tabs>
+            <w:rPr>
+              <w:rFonts w:eastAsiaTheme="minorEastAsia"/>
+              <w:noProof/>
+              <w:sz w:val="24"/>
+              <w:szCs w:val="24"/>
+              <w:lang w:eastAsia="es-CO"/>
+            </w:rPr>
+          </w:pPr>
+          <w:hyperlink w:anchor="_Toc199829470" w:history="1">
+            <w:r>
+              <w:rPr>
+                <w:rStyle w:val="Hipervnculo"/>
+                <w:noProof/>
+                <w14:scene3d>
+                  <w14:camera w14:prst="orthographicFront"/>
+                  <w14:lightRig w14:rig="threePt" w14:dir="t">
+                    <w14:rot w14:lat="0" w14:lon="0" w14:rev="0"/>
+                  </w14:lightRig>
+                </w14:scene3d>
+              </w:rPr>
+              <w:t>4.7.</w:t>
+            </w:r>
+            <w:r>
+              <w:rPr>
+                <w:rFonts w:eastAsiaTheme="minorEastAsia"/>
+                <w:noProof/>
+                <w:sz w:val="24"/>
+                <w:szCs w:val="24"/>
+                <w:lang w:eastAsia="es-CO"/>
+              </w:rPr>
+              <w:tab/>
+            </w:r>
+            <w:r>
+              <w:rPr>
+                <w:rStyle w:val="Hipervnculo"/>
+                <w:noProof/>
+              </w:rPr>
               <w:t>Acabado y control de calidad</w:t>
             </w:r>
             <w:r>
@@ -2428,7 +2439,7 @@
                 <w:noProof/>
                 <w:webHidden/>
               </w:rPr>
-              <w:instrText xml:space="preserve"> PAGEREF _Toc199356798 \h </w:instrText>
+              <w:instrText xml:space="preserve"> PAGEREF _Toc199829470 \h </w:instrText>
             </w:r>
             <w:r>
               <w:rPr>
@@ -2471,10 +2482,10 @@
               <w:noProof/>
               <w:sz w:val="24"/>
               <w:szCs w:val="24"/>
-              <w:lang w:val="es-ES" w:eastAsia="es-ES"/>
+              <w:lang w:eastAsia="es-CO"/>
             </w:rPr>
           </w:pPr>
-          <w:hyperlink w:anchor="_Toc199356799" w:history="1">
+          <w:hyperlink w:anchor="_Toc199829471" w:history="1">
             <w:r>
               <w:rPr>
                 <w:rStyle w:val="Hipervnculo"/>
@@ -2488,7 +2499,7 @@
                 <w:noProof/>
                 <w:sz w:val="24"/>
                 <w:szCs w:val="24"/>
-                <w:lang w:val="es-ES" w:eastAsia="es-ES"/>
+                <w:lang w:eastAsia="es-CO"/>
               </w:rPr>
               <w:tab/>
             </w:r>
@@ -2518,7 +2529,7 @@
                 <w:noProof/>
                 <w:webHidden/>
               </w:rPr>
-              <w:instrText xml:space="preserve"> PAGEREF _Toc199356799 \h </w:instrText>
+              <w:instrText xml:space="preserve"> PAGEREF _Toc199829471 \h </w:instrText>
             </w:r>
             <w:r>
               <w:rPr>
@@ -2561,10 +2572,10 @@
               <w:noProof/>
               <w:sz w:val="24"/>
               <w:szCs w:val="24"/>
-              <w:lang w:val="es-ES" w:eastAsia="es-ES"/>
+              <w:lang w:eastAsia="es-CO"/>
             </w:rPr>
           </w:pPr>
-          <w:hyperlink w:anchor="_Toc199356800" w:history="1">
+          <w:hyperlink w:anchor="_Toc199829472" w:history="1">
             <w:r>
               <w:rPr>
                 <w:rStyle w:val="Hipervnculo"/>
@@ -2584,7 +2595,7 @@
                 <w:noProof/>
                 <w:sz w:val="24"/>
                 <w:szCs w:val="24"/>
-                <w:lang w:val="es-ES" w:eastAsia="es-ES"/>
+                <w:lang w:eastAsia="es-CO"/>
               </w:rPr>
               <w:tab/>
             </w:r>
@@ -2614,7 +2625,7 @@
                 <w:noProof/>
                 <w:webHidden/>
               </w:rPr>
-              <w:instrText xml:space="preserve"> PAGEREF _Toc199356800 \h </w:instrText>
+              <w:instrText xml:space="preserve"> PAGEREF _Toc199829472 \h </w:instrText>
             </w:r>
             <w:r>
               <w:rPr>
@@ -2649,7 +2660,7 @@
           <w:pPr>
             <w:pStyle w:val="TDC2"/>
             <w:tabs>
-              <w:tab w:val="left" w:pos="1920"/>
+              <w:tab w:val="left" w:pos="1680"/>
               <w:tab w:val="right" w:leader="dot" w:pos="9962"/>
             </w:tabs>
             <w:rPr>
@@ -2657,10 +2668,10 @@
               <w:noProof/>
               <w:sz w:val="24"/>
               <w:szCs w:val="24"/>
-              <w:lang w:val="es-ES" w:eastAsia="es-ES"/>
+              <w:lang w:eastAsia="es-CO"/>
             </w:rPr>
           </w:pPr>
-          <w:hyperlink w:anchor="_Toc199356801" w:history="1">
+          <w:hyperlink w:anchor="_Toc199829473" w:history="1">
             <w:r>
               <w:rPr>
                 <w:rStyle w:val="Hipervnculo"/>
@@ -2680,7 +2691,7 @@
                 <w:noProof/>
                 <w:sz w:val="24"/>
                 <w:szCs w:val="24"/>
-                <w:lang w:val="es-ES" w:eastAsia="es-ES"/>
+                <w:lang w:eastAsia="es-CO"/>
               </w:rPr>
               <w:tab/>
             </w:r>
@@ -2710,7 +2721,7 @@
                 <w:noProof/>
                 <w:webHidden/>
               </w:rPr>
-              <w:instrText xml:space="preserve"> PAGEREF _Toc199356801 \h </w:instrText>
+              <w:instrText xml:space="preserve"> PAGEREF _Toc199829473 \h </w:instrText>
             </w:r>
             <w:r>
               <w:rPr>
@@ -2752,10 +2763,10 @@
               <w:noProof/>
               <w:sz w:val="24"/>
               <w:szCs w:val="24"/>
-              <w:lang w:val="es-ES" w:eastAsia="es-ES"/>
+              <w:lang w:eastAsia="es-CO"/>
             </w:rPr>
           </w:pPr>
-          <w:hyperlink w:anchor="_Toc199356802" w:history="1">
+          <w:hyperlink w:anchor="_Toc199829474" w:history="1">
             <w:r>
               <w:rPr>
                 <w:rStyle w:val="Hipervnculo"/>
@@ -2782,7 +2793,7 @@
                 <w:noProof/>
                 <w:webHidden/>
               </w:rPr>
-              <w:instrText xml:space="preserve"> PAGEREF _Toc199356802 \h </w:instrText>
+              <w:instrText xml:space="preserve"> PAGEREF _Toc199829474 \h </w:instrText>
             </w:r>
             <w:r>
               <w:rPr>
@@ -2824,10 +2835,10 @@
               <w:noProof/>
               <w:sz w:val="24"/>
               <w:szCs w:val="24"/>
-              <w:lang w:val="es-ES" w:eastAsia="es-ES"/>
+              <w:lang w:eastAsia="es-CO"/>
             </w:rPr>
           </w:pPr>
-          <w:hyperlink w:anchor="_Toc199356803" w:history="1">
+          <w:hyperlink w:anchor="_Toc199829475" w:history="1">
             <w:r>
               <w:rPr>
                 <w:rStyle w:val="Hipervnculo"/>
@@ -2854,7 +2865,7 @@
                 <w:noProof/>
                 <w:webHidden/>
               </w:rPr>
-              <w:instrText xml:space="preserve"> PAGEREF _Toc199356803 \h </w:instrText>
+              <w:instrText xml:space="preserve"> PAGEREF _Toc199829475 \h </w:instrText>
             </w:r>
             <w:r>
               <w:rPr>
@@ -2896,10 +2907,10 @@
               <w:noProof/>
               <w:sz w:val="24"/>
               <w:szCs w:val="24"/>
-              <w:lang w:val="es-ES" w:eastAsia="es-ES"/>
+              <w:lang w:eastAsia="es-CO"/>
             </w:rPr>
           </w:pPr>
-          <w:hyperlink w:anchor="_Toc199356804" w:history="1">
+          <w:hyperlink w:anchor="_Toc199829476" w:history="1">
             <w:r>
               <w:rPr>
                 <w:rStyle w:val="Hipervnculo"/>
@@ -2926,7 +2937,7 @@
                 <w:noProof/>
                 <w:webHidden/>
               </w:rPr>
-              <w:instrText xml:space="preserve"> PAGEREF _Toc199356804 \h </w:instrText>
+              <w:instrText xml:space="preserve"> PAGEREF _Toc199829476 \h </w:instrText>
             </w:r>
             <w:r>
               <w:rPr>
@@ -2968,10 +2979,10 @@
               <w:noProof/>
               <w:sz w:val="24"/>
               <w:szCs w:val="24"/>
-              <w:lang w:val="es-ES" w:eastAsia="es-ES"/>
+              <w:lang w:eastAsia="es-CO"/>
             </w:rPr>
           </w:pPr>
-          <w:hyperlink w:anchor="_Toc199356805" w:history="1">
+          <w:hyperlink w:anchor="_Toc199829477" w:history="1">
             <w:r>
               <w:rPr>
                 <w:rStyle w:val="Hipervnculo"/>
@@ -2998,7 +3009,7 @@
                 <w:noProof/>
                 <w:webHidden/>
               </w:rPr>
-              <w:instrText xml:space="preserve"> PAGEREF _Toc199356805 \h </w:instrText>
+              <w:instrText xml:space="preserve"> PAGEREF _Toc199829477 \h </w:instrText>
             </w:r>
             <w:r>
               <w:rPr>
@@ -3040,10 +3051,10 @@
               <w:noProof/>
               <w:sz w:val="24"/>
               <w:szCs w:val="24"/>
-              <w:lang w:val="es-ES" w:eastAsia="es-ES"/>
+              <w:lang w:eastAsia="es-CO"/>
             </w:rPr>
           </w:pPr>
-          <w:hyperlink w:anchor="_Toc199356806" w:history="1">
+          <w:hyperlink w:anchor="_Toc199829478" w:history="1">
             <w:r>
               <w:rPr>
                 <w:rStyle w:val="Hipervnculo"/>
@@ -3070,7 +3081,7 @@
                 <w:noProof/>
                 <w:webHidden/>
               </w:rPr>
-              <w:instrText xml:space="preserve"> PAGEREF _Toc199356806 \h </w:instrText>
+              <w:instrText xml:space="preserve"> PAGEREF _Toc199829478 \h </w:instrText>
             </w:r>
             <w:r>
               <w:rPr>
@@ -3112,7 +3123,7 @@
       <w:pPr>
         <w:pStyle w:val="Titulosgenerales"/>
       </w:pPr>
-      <w:bookmarkStart w:id="0" w:name="_Toc199356779"/>
+      <w:bookmarkStart w:id="0" w:name="_Toc199829451"/>
       <w:r>
         <w:lastRenderedPageBreak/>
         <w:t>Introducción</w:t>
@@ -3146,7 +3157,7 @@
           <w:lang w:val="es-CO"/>
         </w:rPr>
       </w:pPr>
-      <w:bookmarkStart w:id="1" w:name="_Toc199356780"/>
+      <w:bookmarkStart w:id="1" w:name="_Toc199829452"/>
       <w:r>
         <w:rPr>
           <w:lang w:val="es-CO"/>
@@ -3180,7 +3191,7 @@
       <w:pPr>
         <w:pStyle w:val="Ttulo2"/>
       </w:pPr>
-      <w:bookmarkStart w:id="2" w:name="_Toc199356781"/>
+      <w:bookmarkStart w:id="2" w:name="_Toc199829453"/>
       <w:r>
         <w:t>Partes del calzado</w:t>
       </w:r>
@@ -3369,7 +3380,6 @@
           <w:lang w:val="es-419" w:eastAsia="es-CO"/>
         </w:rPr>
       </w:pPr>
-      <w:proofErr w:type="spellStart"/>
       <w:r>
         <w:rPr>
           <w:b/>
@@ -3378,7 +3388,6 @@
         </w:rPr>
         <w:t>Entresuela</w:t>
       </w:r>
-      <w:proofErr w:type="spellEnd"/>
       <w:r>
         <w:rPr>
           <w:lang w:val="es-419" w:eastAsia="es-CO"/>
@@ -3489,13 +3498,19 @@
           <w:bCs/>
           <w:lang w:eastAsia="es-CO"/>
         </w:rPr>
-        <w:t>Tacón</w:t>
+        <w:t>Suela</w:t>
       </w:r>
       <w:r>
         <w:rPr>
           <w:lang w:eastAsia="es-CO"/>
         </w:rPr>
-        <w:t>. Parte trasera y elevada del calzado, fabricada con diversos materiales (madera, plástico, goma, etc.), que proporciona altura, soporte y estabilidad.</w:t>
+        <w:t xml:space="preserve">. </w:t>
+      </w:r>
+      <w:r>
+        <w:rPr>
+          <w:lang w:eastAsia="es-CO"/>
+        </w:rPr>
+        <w:t>Parte inferior del calzado que entra en contacto con el suelo, fabricada con materiales resistentes para mayor durabilidad y tracción.</w:t>
       </w:r>
     </w:p>
     <w:p>
@@ -3516,6 +3531,33 @@
           <w:bCs/>
           <w:lang w:eastAsia="es-CO"/>
         </w:rPr>
+        <w:t>Tacón</w:t>
+      </w:r>
+      <w:r>
+        <w:rPr>
+          <w:lang w:eastAsia="es-CO"/>
+        </w:rPr>
+        <w:t>. Parte trasera y elevada del calzado, fabricada con diversos materiales (madera, plástico, goma, etc.), que proporciona altura, soporte y estabilidad.</w:t>
+      </w:r>
+    </w:p>
+    <w:p>
+      <w:pPr>
+        <w:pStyle w:val="Prrafodelista"/>
+        <w:numPr>
+          <w:ilvl w:val="0"/>
+          <w:numId w:val="6"/>
+        </w:numPr>
+        <w:ind w:left="993"/>
+        <w:rPr>
+          <w:lang w:eastAsia="es-CO"/>
+        </w:rPr>
+      </w:pPr>
+      <w:r>
+        <w:rPr>
+          <w:b/>
+          <w:bCs/>
+          <w:lang w:eastAsia="es-CO"/>
+        </w:rPr>
         <w:t>Tapa</w:t>
       </w:r>
       <w:r>
@@ -3537,13 +3579,6 @@
         </w:rPr>
         <w:t>El zapato se compone de diversas secciones que cumplen funciones específicas en términos de ajuste, comodidad y protección. A continuación, se presentan sus partes externas más relevantes:</w:t>
       </w:r>
-    </w:p>
-    <w:p>
-      <w:pPr>
-        <w:rPr>
-          <w:lang w:eastAsia="es-CO"/>
-        </w:rPr>
-      </w:pPr>
     </w:p>
     <w:p>
       <w:pPr>
@@ -3703,6 +3738,12 @@
         </w:rPr>
         <w:t xml:space="preserve"> Parte trasera del calzado que envuelve y protege la zona del talón del pie, proporcionando soporte y estabilidad</w:t>
       </w:r>
+      <w:r>
+        <w:rPr>
+          <w:lang w:eastAsia="es-CO"/>
+        </w:rPr>
+        <w:t>.</w:t>
+      </w:r>
     </w:p>
     <w:p>
       <w:pPr>
@@ -4197,7 +4238,7 @@
       <w:pPr>
         <w:pStyle w:val="Ttulo2"/>
       </w:pPr>
-      <w:bookmarkStart w:id="3" w:name="_Toc199356782"/>
+      <w:bookmarkStart w:id="3" w:name="_Toc199829454"/>
       <w:r>
         <w:lastRenderedPageBreak/>
         <w:t>Función de cada parte en el diseño y confort</w:t>
@@ -4268,21 +4309,7 @@
         <w:rPr>
           <w:lang w:eastAsia="es-CO"/>
         </w:rPr>
-        <w:t xml:space="preserve">. La suela y la </w:t>
-      </w:r>
-      <w:proofErr w:type="spellStart"/>
-      <w:r>
-        <w:rPr>
-          <w:lang w:eastAsia="es-CO"/>
-        </w:rPr>
-        <w:t>entresuela</w:t>
-      </w:r>
-      <w:proofErr w:type="spellEnd"/>
-      <w:r>
-        <w:rPr>
-          <w:lang w:eastAsia="es-CO"/>
-        </w:rPr>
-        <w:t xml:space="preserve"> proporcionan equilibrio y amortiguación.</w:t>
+        <w:t>. La suela y la entresuela proporcionan equilibrio y amortiguación.</w:t>
       </w:r>
     </w:p>
     <w:p>
@@ -4365,7 +4392,7 @@
       <w:pPr>
         <w:pStyle w:val="Ttulo1"/>
       </w:pPr>
-      <w:bookmarkStart w:id="4" w:name="_Toc199356783"/>
+      <w:bookmarkStart w:id="4" w:name="_Toc199829455"/>
       <w:r>
         <w:lastRenderedPageBreak/>
         <w:t>Tipologías de calzado: características y usos</w:t>
@@ -4396,7 +4423,7 @@
       <w:pPr>
         <w:pStyle w:val="Ttulo2"/>
       </w:pPr>
-      <w:bookmarkStart w:id="5" w:name="_Toc199356784"/>
+      <w:bookmarkStart w:id="5" w:name="_Toc199829456"/>
       <w:r>
         <w:t>Clasificación del calzado según su uso</w:t>
       </w:r>
@@ -4441,6 +4468,12 @@
         </w:rPr>
         <w:t>. Diseñado para eventos elegantes, trabajo de oficina o reuniones formales. Ejemplos: zapatos Oxford, Derby, mocasines y tacones de vestir</w:t>
       </w:r>
+      <w:r>
+        <w:rPr>
+          <w:lang w:val="es-419" w:eastAsia="es-CO"/>
+        </w:rPr>
+        <w:t>.</w:t>
+      </w:r>
     </w:p>
     <w:p>
       <w:pPr>
@@ -4561,7 +4594,7 @@
       <w:pPr>
         <w:pStyle w:val="Ttulo2"/>
       </w:pPr>
-      <w:bookmarkStart w:id="6" w:name="_Toc199356785"/>
+      <w:bookmarkStart w:id="6" w:name="_Toc199829457"/>
       <w:r>
         <w:lastRenderedPageBreak/>
         <w:t>Diferencias entre modelos de calzado</w:t>
@@ -4921,7 +4954,7 @@
       <w:pPr>
         <w:pStyle w:val="Ttulo1"/>
       </w:pPr>
-      <w:bookmarkStart w:id="7" w:name="_Toc199356786"/>
+      <w:bookmarkStart w:id="7" w:name="_Toc199829458"/>
       <w:r>
         <w:lastRenderedPageBreak/>
         <w:t>Materiales e insumos para calzado</w:t>
@@ -4952,7 +4985,7 @@
       <w:pPr>
         <w:pStyle w:val="Ttulo2"/>
       </w:pPr>
-      <w:bookmarkStart w:id="8" w:name="_Toc199356787"/>
+      <w:bookmarkStart w:id="8" w:name="_Toc199829459"/>
       <w:r>
         <w:t>Cueros</w:t>
       </w:r>
@@ -5070,21 +5103,7 @@
         <w:rPr>
           <w:lang w:eastAsia="es-CO"/>
         </w:rPr>
-        <w:t xml:space="preserve">. </w:t>
-      </w:r>
-      <w:proofErr w:type="gramStart"/>
-      <w:r>
-        <w:rPr>
-          <w:lang w:eastAsia="es-CO"/>
-        </w:rPr>
-        <w:t>Combina curtido</w:t>
-      </w:r>
-      <w:proofErr w:type="gramEnd"/>
-      <w:r>
-        <w:rPr>
-          <w:lang w:eastAsia="es-CO"/>
-        </w:rPr>
-        <w:t xml:space="preserve"> al cromo y vegetal, ofreciendo resistencia mecánica y menor impacto ambiental. Se utiliza en calzado de calidad media-alta.</w:t>
+        <w:t>. Combina curtido al cromo y vegetal, ofreciendo resistencia mecánica y menor impacto ambiental. Se utiliza en calzado de calidad media-alta.</w:t>
       </w:r>
     </w:p>
     <w:p>
@@ -5628,7 +5647,7 @@
       <w:pPr>
         <w:pStyle w:val="Ttulo2"/>
       </w:pPr>
-      <w:bookmarkStart w:id="9" w:name="_Toc199356788"/>
+      <w:bookmarkStart w:id="9" w:name="_Toc199829460"/>
       <w:r>
         <w:t>Sintéticos</w:t>
       </w:r>
@@ -6128,7 +6147,7 @@
       <w:pPr>
         <w:pStyle w:val="Ttulo2"/>
       </w:pPr>
-      <w:bookmarkStart w:id="10" w:name="_Toc199356789"/>
+      <w:bookmarkStart w:id="10" w:name="_Toc199829461"/>
       <w:r>
         <w:t>Textiles</w:t>
       </w:r>
@@ -6828,7 +6847,7 @@
       <w:pPr>
         <w:pStyle w:val="Ttulo2"/>
       </w:pPr>
-      <w:bookmarkStart w:id="11" w:name="_Toc199356790"/>
+      <w:bookmarkStart w:id="11" w:name="_Toc199829462"/>
       <w:r>
         <w:t>Suelas</w:t>
       </w:r>
@@ -7055,7 +7074,7 @@
       <w:pPr>
         <w:pStyle w:val="Ttulo1"/>
       </w:pPr>
-      <w:bookmarkStart w:id="12" w:name="_Toc199356791"/>
+      <w:bookmarkStart w:id="12" w:name="_Toc199829463"/>
       <w:r>
         <w:lastRenderedPageBreak/>
         <w:t>Fases del proceso productivo de calzado</w:t>
@@ -7086,7 +7105,7 @@
       <w:pPr>
         <w:pStyle w:val="Ttulo2"/>
       </w:pPr>
-      <w:bookmarkStart w:id="13" w:name="_Toc199356792"/>
+      <w:bookmarkStart w:id="13" w:name="_Toc199829464"/>
       <w:r>
         <w:t>Diseño y desarrollo del producto</w:t>
       </w:r>
@@ -7265,7 +7284,7 @@
       <w:pPr>
         <w:pStyle w:val="Ttulo2"/>
       </w:pPr>
-      <w:bookmarkStart w:id="14" w:name="_Toc199356793"/>
+      <w:bookmarkStart w:id="14" w:name="_Toc199829465"/>
       <w:r>
         <w:lastRenderedPageBreak/>
         <w:t>Corte de materiales</w:t>
@@ -7536,7 +7555,7 @@
       <w:pPr>
         <w:pStyle w:val="Ttulo2"/>
       </w:pPr>
-      <w:bookmarkStart w:id="15" w:name="_Toc199356794"/>
+      <w:bookmarkStart w:id="15" w:name="_Toc199829466"/>
       <w:r>
         <w:t>Desbaste</w:t>
       </w:r>
@@ -7749,7 +7768,7 @@
       <w:pPr>
         <w:pStyle w:val="Ttulo2"/>
       </w:pPr>
-      <w:bookmarkStart w:id="16" w:name="_Toc199356795"/>
+      <w:bookmarkStart w:id="16" w:name="_Toc199829467"/>
       <w:r>
         <w:lastRenderedPageBreak/>
         <w:t>Armado del calzado</w:t>
@@ -7834,7 +7853,7 @@
       <w:pPr>
         <w:pStyle w:val="Ttulo2"/>
       </w:pPr>
-      <w:bookmarkStart w:id="17" w:name="_Toc199356796"/>
+      <w:bookmarkStart w:id="17" w:name="_Toc199829468"/>
       <w:r>
         <w:t>Costura del calzado</w:t>
       </w:r>
@@ -8075,7 +8094,7 @@
       <w:pPr>
         <w:pStyle w:val="Ttulo2"/>
       </w:pPr>
-      <w:bookmarkStart w:id="18" w:name="_Toc199356797"/>
+      <w:bookmarkStart w:id="18" w:name="_Toc199829469"/>
       <w:r>
         <w:t>Montaje del calzado</w:t>
       </w:r>
@@ -8357,7 +8376,7 @@
       <w:pPr>
         <w:pStyle w:val="Ttulo2"/>
       </w:pPr>
-      <w:bookmarkStart w:id="19" w:name="_Toc199356798"/>
+      <w:bookmarkStart w:id="19" w:name="_Toc199829470"/>
       <w:r>
         <w:lastRenderedPageBreak/>
         <w:t>Acabado y control de calidad</w:t>
@@ -8511,7 +8530,7 @@
       <w:pPr>
         <w:pStyle w:val="Ttulo1"/>
       </w:pPr>
-      <w:bookmarkStart w:id="20" w:name="_Toc199356799"/>
+      <w:bookmarkStart w:id="20" w:name="_Toc199829471"/>
       <w:r>
         <w:lastRenderedPageBreak/>
         <w:t>Fichas técnicas de diseño</w:t>
@@ -8542,7 +8561,7 @@
       <w:pPr>
         <w:pStyle w:val="Ttulo2"/>
       </w:pPr>
-      <w:bookmarkStart w:id="21" w:name="_Toc199356800"/>
+      <w:bookmarkStart w:id="21" w:name="_Toc199829472"/>
       <w:r>
         <w:t>Características de la ficha técnica de diseño</w:t>
       </w:r>
@@ -9090,7 +9109,7 @@
       <w:pPr>
         <w:pStyle w:val="Ttulo2"/>
       </w:pPr>
-      <w:bookmarkStart w:id="22" w:name="_Toc199356801"/>
+      <w:bookmarkStart w:id="22" w:name="_Toc199829473"/>
       <w:r>
         <w:t>Usos de la ficha técnica de diseño</w:t>
       </w:r>
@@ -9278,7 +9297,7 @@
           <w:lang w:val="es-CO"/>
         </w:rPr>
       </w:pPr>
-      <w:bookmarkStart w:id="23" w:name="_Toc199356802"/>
+      <w:bookmarkStart w:id="23" w:name="_Toc199829474"/>
       <w:r>
         <w:rPr>
           <w:lang w:val="es-CO"/>
@@ -9389,7 +9408,7 @@
           <w:lang w:val="es-CO"/>
         </w:rPr>
       </w:pPr>
-      <w:bookmarkStart w:id="24" w:name="_Toc199356803"/>
+      <w:bookmarkStart w:id="24" w:name="_Toc199829475"/>
       <w:r>
         <w:rPr>
           <w:lang w:val="es-CO"/>
@@ -9532,21 +9551,7 @@
               <w:rPr>
                 <w:lang w:val="es-CO"/>
               </w:rPr>
-              <w:t xml:space="preserve">La Horma de tu Negocio (2022). Partes del Calzado. [Archivo de video] </w:t>
-            </w:r>
-            <w:proofErr w:type="spellStart"/>
-            <w:r>
-              <w:rPr>
-                <w:lang w:val="es-CO"/>
-              </w:rPr>
-              <w:t>Youtube</w:t>
-            </w:r>
-            <w:proofErr w:type="spellEnd"/>
-            <w:r>
-              <w:rPr>
-                <w:lang w:val="es-CO"/>
-              </w:rPr>
-              <w:t>.</w:t>
+              <w:t>La Horma de tu Negocio (2022). Partes del Calzado. [Archivo de video] Youtube.</w:t>
             </w:r>
           </w:p>
         </w:tc>
@@ -9628,19 +9633,11 @@
                 <w:lang w:val="es-CO"/>
               </w:rPr>
             </w:pPr>
-            <w:proofErr w:type="spellStart"/>
             <w:r>
               <w:rPr>
                 <w:lang w:val="es-CO"/>
               </w:rPr>
-              <w:t>Motawi</w:t>
-            </w:r>
-            <w:proofErr w:type="spellEnd"/>
-            <w:r>
-              <w:rPr>
-                <w:lang w:val="es-CO"/>
-              </w:rPr>
-              <w:t>, W. (2018). Cómo se hacen los zapatos: Una mirada al interior de una verdadera fábrica de calzado deportivo.</w:t>
+              <w:t>Motawi, W. (2018). Cómo se hacen los zapatos: Una mirada al interior de una verdadera fábrica de calzado deportivo.</w:t>
             </w:r>
           </w:p>
         </w:tc>
@@ -9792,7 +9789,7 @@
           <w:lang w:val="es-CO"/>
         </w:rPr>
       </w:pPr>
-      <w:bookmarkStart w:id="25" w:name="_Toc199356804"/>
+      <w:bookmarkStart w:id="25" w:name="_Toc199829476"/>
       <w:r>
         <w:rPr>
           <w:lang w:val="es-CO"/>
@@ -9925,7 +9922,7 @@
           <w:lang w:val="es-CO"/>
         </w:rPr>
       </w:pPr>
-      <w:bookmarkStart w:id="26" w:name="_Toc199356805"/>
+      <w:bookmarkStart w:id="26" w:name="_Toc199829477"/>
       <w:r>
         <w:rPr>
           <w:lang w:val="es-CO"/>
@@ -10010,29 +10007,14 @@
         </w:numPr>
         <w:ind w:left="993"/>
       </w:pPr>
-      <w:proofErr w:type="spellStart"/>
-      <w:r>
-        <w:t>Motawi</w:t>
-      </w:r>
-      <w:proofErr w:type="spellEnd"/>
-      <w:r>
-        <w:t xml:space="preserve">, W. M., &amp; </w:t>
-      </w:r>
-      <w:proofErr w:type="spellStart"/>
-      <w:r>
-        <w:t>Motawi</w:t>
-      </w:r>
-      <w:proofErr w:type="spellEnd"/>
-      <w:r>
-        <w:t xml:space="preserve">, A. M. (2021). Patronaje de calzado y diseño de hormas. Wade </w:t>
-      </w:r>
-      <w:proofErr w:type="spellStart"/>
-      <w:r>
-        <w:t>Motawi</w:t>
-      </w:r>
-      <w:proofErr w:type="spellEnd"/>
-      <w:r>
-        <w:t>.</w:t>
+      <w:r>
+        <w:rPr>
+          <w:lang w:val="en-US"/>
+        </w:rPr>
+        <w:t xml:space="preserve">Motawi, W. M., &amp; Motawi, A. M. (2021). </w:t>
+      </w:r>
+      <w:r>
+        <w:t>Patronaje de calzado y diseño de hormas. Wade Motawi.</w:t>
       </w:r>
     </w:p>
     <w:p>
@@ -10091,7 +10073,7 @@
           <w:lang w:val="es-CO"/>
         </w:rPr>
       </w:pPr>
-      <w:bookmarkStart w:id="27" w:name="_Toc199356806"/>
+      <w:bookmarkStart w:id="27" w:name="_Toc199829478"/>
       <w:r>
         <w:rPr>
           <w:lang w:val="es-CO"/>
@@ -10204,19 +10186,11 @@
                 <w:lang w:val="es-CO"/>
               </w:rPr>
             </w:pPr>
-            <w:proofErr w:type="spellStart"/>
             <w:r>
               <w:rPr>
                 <w:lang w:val="es-CO"/>
               </w:rPr>
-              <w:t>Milady</w:t>
-            </w:r>
-            <w:proofErr w:type="spellEnd"/>
-            <w:r>
-              <w:rPr>
-                <w:lang w:val="es-CO"/>
-              </w:rPr>
-              <w:t xml:space="preserve"> Tatiana Villamil Castellanos</w:t>
+              <w:t>Milady Tatiana Villamil Castellanos</w:t>
             </w:r>
           </w:p>
         </w:tc>
@@ -10235,13 +10209,13 @@
               <w:rPr>
                 <w:lang w:val="es-CO"/>
               </w:rPr>
-              <w:t>R</w:t>
+              <w:t>Líder</w:t>
             </w:r>
             <w:r>
               <w:rPr>
                 <w:lang w:val="es-CO"/>
               </w:rPr>
-              <w:t>esponsable del ecosistema</w:t>
+              <w:t xml:space="preserve"> del ecosistema</w:t>
             </w:r>
           </w:p>
         </w:tc>
@@ -10281,16 +10255,8 @@
               <w:rPr>
                 <w:lang w:val="es-CO"/>
               </w:rPr>
-              <w:t xml:space="preserve">Olga Constanza Bermúdez </w:t>
-            </w:r>
-            <w:proofErr w:type="spellStart"/>
-            <w:r>
-              <w:rPr>
-                <w:lang w:val="es-CO"/>
-              </w:rPr>
-              <w:t>Jaimes</w:t>
-            </w:r>
-            <w:proofErr w:type="spellEnd"/>
+              <w:t>Olga Constanza Bermúdez Jaimes</w:t>
+            </w:r>
           </w:p>
         </w:tc>
         <w:tc>
@@ -10581,11 +10547,9 @@
             <w:r>
               <w:t xml:space="preserve">Cielo Damaris Angulo </w:t>
             </w:r>
-            <w:proofErr w:type="spellStart"/>
-            <w:r>
-              <w:t>Rodriguez</w:t>
-            </w:r>
-            <w:proofErr w:type="spellEnd"/>
+            <w:r>
+              <w:t>Rodríguez</w:t>
+            </w:r>
           </w:p>
         </w:tc>
         <w:tc>
@@ -10624,7 +10588,6 @@
               </w:rPr>
               <w:t xml:space="preserve"> </w:t>
             </w:r>
-            <w:proofErr w:type="spellStart"/>
             <w:r>
               <w:rPr>
                 <w:rStyle w:val="Extranjerismo"/>
@@ -10632,7 +10595,6 @@
               </w:rPr>
               <w:t>stack</w:t>
             </w:r>
-            <w:proofErr w:type="spellEnd"/>
           </w:p>
         </w:tc>
         <w:tc>
@@ -11229,7 +11191,7 @@
 </file>
 
 <file path=word/endnotes.xml><?xml version="1.0" encoding="utf-8"?>
-<w:endnotes xmlns:wpc="http://schemas.microsoft.com/office/word/2010/wordprocessingCanvas" xmlns:cx="http://schemas.microsoft.com/office/drawing/2014/chartex" xmlns:cx1="http://schemas.microsoft.com/office/drawing/2015/9/8/chartex" xmlns:cx2="http://schemas.microsoft.com/office/drawing/2015/10/21/chartex" xmlns:cx3="http://schemas.microsoft.com/office/drawing/2016/5/9/chartex" xmlns:cx4="http://schemas.microsoft.com/office/drawing/2016/5/10/chartex" xmlns:cx5="http://schemas.microsoft.com/office/drawing/2016/5/11/chartex" xmlns:cx6="http://schemas.microsoft.com/office/drawing/2016/5/12/chartex" xmlns:cx7="http://schemas.microsoft.com/office/drawing/2016/5/13/chartex" xmlns:cx8="http://schemas.microsoft.com/office/drawing/2016/5/14/chartex" xmlns:mc="http://schemas.openxmlformats.org/markup-compatibility/2006" xmlns:aink="http://schemas.microsoft.com/office/drawing/2016/ink" xmlns:am3d="http://schemas.microsoft.com/office/drawing/2017/model3d" xmlns:o="urn:schemas-microsoft-com:office:office" xmlns:oel="http://schemas.microsoft.com/office/2019/extlst" xmlns:r="http://schemas.openxmlformats.org/officeDocument/2006/relationships" xmlns:m="http://schemas.openxmlformats.org/officeDocument/2006/math" xmlns:v="urn:schemas-microsoft-com:vml" xmlns:wp14="http://schemas.microsoft.com/office/word/2010/wordprocessingDrawing" xmlns:wp="http://schemas.openxmlformats.org/drawingml/2006/wordprocessingDrawing" xmlns:w10="urn:schemas-microsoft-com:office:word" xmlns:w="http://schemas.openxmlformats.org/wordprocessingml/2006/main" xmlns:w14="http://schemas.microsoft.com/office/word/2010/wordml" xmlns:w15="http://schemas.microsoft.com/office/word/2012/wordml" xmlns:w16cex="http://schemas.microsoft.com/office/word/2018/wordml/cex" xmlns:w16cid="http://schemas.microsoft.com/office/word/2016/wordml/cid" xmlns:w16="http://schemas.microsoft.com/office/word/2018/wordml" xmlns:w16sdtdh="http://schemas.microsoft.com/office/word/2020/wordml/sdtdatahash" xmlns:w16se="http://schemas.microsoft.com/office/word/2015/wordml/symex" xmlns:wpg="http://schemas.microsoft.com/office/word/2010/wordprocessingGroup" xmlns:wpi="http://schemas.microsoft.com/office/word/2010/wordprocessingInk" xmlns:wne="http://schemas.microsoft.com/office/word/2006/wordml" xmlns:wps="http://schemas.microsoft.com/office/word/2010/wordprocessingShape" mc:Ignorable="w14 w15 w16se w16cid w16 w16cex w16sdtdh wp14">
+<w:endnotes xmlns:wpc="http://schemas.microsoft.com/office/word/2010/wordprocessingCanvas" xmlns:cx="http://schemas.microsoft.com/office/drawing/2014/chartex" xmlns:cx1="http://schemas.microsoft.com/office/drawing/2015/9/8/chartex" xmlns:cx2="http://schemas.microsoft.com/office/drawing/2015/10/21/chartex" xmlns:cx3="http://schemas.microsoft.com/office/drawing/2016/5/9/chartex" xmlns:cx4="http://schemas.microsoft.com/office/drawing/2016/5/10/chartex" xmlns:cx5="http://schemas.microsoft.com/office/drawing/2016/5/11/chartex" xmlns:cx6="http://schemas.microsoft.com/office/drawing/2016/5/12/chartex" xmlns:cx7="http://schemas.microsoft.com/office/drawing/2016/5/13/chartex" xmlns:cx8="http://schemas.microsoft.com/office/drawing/2016/5/14/chartex" xmlns:mc="http://schemas.openxmlformats.org/markup-compatibility/2006" xmlns:aink="http://schemas.microsoft.com/office/drawing/2016/ink" xmlns:am3d="http://schemas.microsoft.com/office/drawing/2017/model3d" xmlns:o="urn:schemas-microsoft-com:office:office" xmlns:oel="http://schemas.microsoft.com/office/2019/extlst" xmlns:r="http://schemas.openxmlformats.org/officeDocument/2006/relationships" xmlns:m="http://schemas.openxmlformats.org/officeDocument/2006/math" xmlns:v="urn:schemas-microsoft-com:vml" xmlns:wp14="http://schemas.microsoft.com/office/word/2010/wordprocessingDrawing" xmlns:wp="http://schemas.openxmlformats.org/drawingml/2006/wordprocessingDrawing" xmlns:w10="urn:schemas-microsoft-com:office:word" xmlns:w="http://schemas.openxmlformats.org/wordprocessingml/2006/main" xmlns:w14="http://schemas.microsoft.com/office/word/2010/wordml" xmlns:w15="http://schemas.microsoft.com/office/word/2012/wordml" xmlns:w16cex="http://schemas.microsoft.com/office/word/2018/wordml/cex" xmlns:w16cid="http://schemas.microsoft.com/office/word/2016/wordml/cid" xmlns:w16="http://schemas.microsoft.com/office/word/2018/wordml" xmlns:w16du="http://schemas.microsoft.com/office/word/2023/wordml/word16du" xmlns:w16sdtdh="http://schemas.microsoft.com/office/word/2020/wordml/sdtdatahash" xmlns:w16sdtfl="http://schemas.microsoft.com/office/word/2024/wordml/sdtformatlock" xmlns:w16se="http://schemas.microsoft.com/office/word/2015/wordml/symex" xmlns:wpg="http://schemas.microsoft.com/office/word/2010/wordprocessingGroup" xmlns:wpi="http://schemas.microsoft.com/office/word/2010/wordprocessingInk" xmlns:wne="http://schemas.microsoft.com/office/word/2006/wordml" xmlns:wps="http://schemas.microsoft.com/office/word/2010/wordprocessingShape" mc:Ignorable="w14 w15 w16se w16cid w16 w16cex w16sdtdh w16sdtfl w16du wp14">
   <w:endnote w:type="separator" w:id="-1">
     <w:p>
       <w:pPr>
@@ -11254,7 +11216,7 @@
 </file>
 
 <file path=word/footer1.xml><?xml version="1.0" encoding="utf-8"?>
-<w:ftr xmlns:wpc="http://schemas.microsoft.com/office/word/2010/wordprocessingCanvas" xmlns:cx="http://schemas.microsoft.com/office/drawing/2014/chartex" xmlns:cx1="http://schemas.microsoft.com/office/drawing/2015/9/8/chartex" xmlns:cx2="http://schemas.microsoft.com/office/drawing/2015/10/21/chartex" xmlns:cx3="http://schemas.microsoft.com/office/drawing/2016/5/9/chartex" xmlns:cx4="http://schemas.microsoft.com/office/drawing/2016/5/10/chartex" xmlns:cx5="http://schemas.microsoft.com/office/drawing/2016/5/11/chartex" xmlns:cx6="http://schemas.microsoft.com/office/drawing/2016/5/12/chartex" xmlns:cx7="http://schemas.microsoft.com/office/drawing/2016/5/13/chartex" xmlns:cx8="http://schemas.microsoft.com/office/drawing/2016/5/14/chartex" xmlns:mc="http://schemas.openxmlformats.org/markup-compatibility/2006" xmlns:aink="http://schemas.microsoft.com/office/drawing/2016/ink" xmlns:am3d="http://schemas.microsoft.com/office/drawing/2017/model3d" xmlns:o="urn:schemas-microsoft-com:office:office" xmlns:oel="http://schemas.microsoft.com/office/2019/extlst" xmlns:r="http://schemas.openxmlformats.org/officeDocument/2006/relationships" xmlns:m="http://schemas.openxmlformats.org/officeDocument/2006/math" xmlns:v="urn:schemas-microsoft-com:vml" xmlns:wp14="http://schemas.microsoft.com/office/word/2010/wordprocessingDrawing" xmlns:wp="http://schemas.openxmlformats.org/drawingml/2006/wordprocessingDrawing" xmlns:w10="urn:schemas-microsoft-com:office:word" xmlns:w="http://schemas.openxmlformats.org/wordprocessingml/2006/main" xmlns:w14="http://schemas.microsoft.com/office/word/2010/wordml" xmlns:w15="http://schemas.microsoft.com/office/word/2012/wordml" xmlns:w16cex="http://schemas.microsoft.com/office/word/2018/wordml/cex" xmlns:w16cid="http://schemas.microsoft.com/office/word/2016/wordml/cid" xmlns:w16="http://schemas.microsoft.com/office/word/2018/wordml" xmlns:w16sdtdh="http://schemas.microsoft.com/office/word/2020/wordml/sdtdatahash" xmlns:w16se="http://schemas.microsoft.com/office/word/2015/wordml/symex" xmlns:wpg="http://schemas.microsoft.com/office/word/2010/wordprocessingGroup" xmlns:wpi="http://schemas.microsoft.com/office/word/2010/wordprocessingInk" xmlns:wne="http://schemas.microsoft.com/office/word/2006/wordml" xmlns:wps="http://schemas.microsoft.com/office/word/2010/wordprocessingShape" mc:Ignorable="w14 w15 w16se w16cid w16 w16cex w16sdtdh wp14">
+<w:ftr xmlns:wpc="http://schemas.microsoft.com/office/word/2010/wordprocessingCanvas" xmlns:cx="http://schemas.microsoft.com/office/drawing/2014/chartex" xmlns:cx1="http://schemas.microsoft.com/office/drawing/2015/9/8/chartex" xmlns:cx2="http://schemas.microsoft.com/office/drawing/2015/10/21/chartex" xmlns:cx3="http://schemas.microsoft.com/office/drawing/2016/5/9/chartex" xmlns:cx4="http://schemas.microsoft.com/office/drawing/2016/5/10/chartex" xmlns:cx5="http://schemas.microsoft.com/office/drawing/2016/5/11/chartex" xmlns:cx6="http://schemas.microsoft.com/office/drawing/2016/5/12/chartex" xmlns:cx7="http://schemas.microsoft.com/office/drawing/2016/5/13/chartex" xmlns:cx8="http://schemas.microsoft.com/office/drawing/2016/5/14/chartex" xmlns:mc="http://schemas.openxmlformats.org/markup-compatibility/2006" xmlns:aink="http://schemas.microsoft.com/office/drawing/2016/ink" xmlns:am3d="http://schemas.microsoft.com/office/drawing/2017/model3d" xmlns:o="urn:schemas-microsoft-com:office:office" xmlns:oel="http://schemas.microsoft.com/office/2019/extlst" xmlns:r="http://schemas.openxmlformats.org/officeDocument/2006/relationships" xmlns:m="http://schemas.openxmlformats.org/officeDocument/2006/math" xmlns:v="urn:schemas-microsoft-com:vml" xmlns:wp14="http://schemas.microsoft.com/office/word/2010/wordprocessingDrawing" xmlns:wp="http://schemas.openxmlformats.org/drawingml/2006/wordprocessingDrawing" xmlns:w10="urn:schemas-microsoft-com:office:word" xmlns:w="http://schemas.openxmlformats.org/wordprocessingml/2006/main" xmlns:w14="http://schemas.microsoft.com/office/word/2010/wordml" xmlns:w15="http://schemas.microsoft.com/office/word/2012/wordml" xmlns:w16cex="http://schemas.microsoft.com/office/word/2018/wordml/cex" xmlns:w16cid="http://schemas.microsoft.com/office/word/2016/wordml/cid" xmlns:w16="http://schemas.microsoft.com/office/word/2018/wordml" xmlns:w16du="http://schemas.microsoft.com/office/word/2023/wordml/word16du" xmlns:w16sdtdh="http://schemas.microsoft.com/office/word/2020/wordml/sdtdatahash" xmlns:w16sdtfl="http://schemas.microsoft.com/office/word/2024/wordml/sdtformatlock" xmlns:w16se="http://schemas.microsoft.com/office/word/2015/wordml/symex" xmlns:wpg="http://schemas.microsoft.com/office/word/2010/wordprocessingGroup" xmlns:wpi="http://schemas.microsoft.com/office/word/2010/wordprocessingInk" xmlns:wne="http://schemas.microsoft.com/office/word/2006/wordml" xmlns:wps="http://schemas.microsoft.com/office/word/2010/wordprocessingShape" mc:Ignorable="w14 w15 w16se w16cid w16 w16cex w16sdtdh w16sdtfl w16du wp14">
   <w:sdt>
     <w:sdtPr>
       <w:id w:val="-1465197936"/>
@@ -11299,7 +11261,7 @@
 </file>
 
 <file path=word/footnotes.xml><?xml version="1.0" encoding="utf-8"?>
-<w:footnotes xmlns:wpc="http://schemas.microsoft.com/office/word/2010/wordprocessingCanvas" xmlns:cx="http://schemas.microsoft.com/office/drawing/2014/chartex" xmlns:cx1="http://schemas.microsoft.com/office/drawing/2015/9/8/chartex" xmlns:cx2="http://schemas.microsoft.com/office/drawing/2015/10/21/chartex" xmlns:cx3="http://schemas.microsoft.com/office/drawing/2016/5/9/chartex" xmlns:cx4="http://schemas.microsoft.com/office/drawing/2016/5/10/chartex" xmlns:cx5="http://schemas.microsoft.com/office/drawing/2016/5/11/chartex" xmlns:cx6="http://schemas.microsoft.com/office/drawing/2016/5/12/chartex" xmlns:cx7="http://schemas.microsoft.com/office/drawing/2016/5/13/chartex" xmlns:cx8="http://schemas.microsoft.com/office/drawing/2016/5/14/chartex" xmlns:mc="http://schemas.openxmlformats.org/markup-compatibility/2006" xmlns:aink="http://schemas.microsoft.com/office/drawing/2016/ink" xmlns:am3d="http://schemas.microsoft.com/office/drawing/2017/model3d" xmlns:o="urn:schemas-microsoft-com:office:office" xmlns:oel="http://schemas.microsoft.com/office/2019/extlst" xmlns:r="http://schemas.openxmlformats.org/officeDocument/2006/relationships" xmlns:m="http://schemas.openxmlformats.org/officeDocument/2006/math" xmlns:v="urn:schemas-microsoft-com:vml" xmlns:wp14="http://schemas.microsoft.com/office/word/2010/wordprocessingDrawing" xmlns:wp="http://schemas.openxmlformats.org/drawingml/2006/wordprocessingDrawing" xmlns:w10="urn:schemas-microsoft-com:office:word" xmlns:w="http://schemas.openxmlformats.org/wordprocessingml/2006/main" xmlns:w14="http://schemas.microsoft.com/office/word/2010/wordml" xmlns:w15="http://schemas.microsoft.com/office/word/2012/wordml" xmlns:w16cex="http://schemas.microsoft.com/office/word/2018/wordml/cex" xmlns:w16cid="http://schemas.microsoft.com/office/word/2016/wordml/cid" xmlns:w16="http://schemas.microsoft.com/office/word/2018/wordml" xmlns:w16sdtdh="http://schemas.microsoft.com/office/word/2020/wordml/sdtdatahash" xmlns:w16se="http://schemas.microsoft.com/office/word/2015/wordml/symex" xmlns:wpg="http://schemas.microsoft.com/office/word/2010/wordprocessingGroup" xmlns:wpi="http://schemas.microsoft.com/office/word/2010/wordprocessingInk" xmlns:wne="http://schemas.microsoft.com/office/word/2006/wordml" xmlns:wps="http://schemas.microsoft.com/office/word/2010/wordprocessingShape" mc:Ignorable="w14 w15 w16se w16cid w16 w16cex w16sdtdh wp14">
+<w:footnotes xmlns:wpc="http://schemas.microsoft.com/office/word/2010/wordprocessingCanvas" xmlns:cx="http://schemas.microsoft.com/office/drawing/2014/chartex" xmlns:cx1="http://schemas.microsoft.com/office/drawing/2015/9/8/chartex" xmlns:cx2="http://schemas.microsoft.com/office/drawing/2015/10/21/chartex" xmlns:cx3="http://schemas.microsoft.com/office/drawing/2016/5/9/chartex" xmlns:cx4="http://schemas.microsoft.com/office/drawing/2016/5/10/chartex" xmlns:cx5="http://schemas.microsoft.com/office/drawing/2016/5/11/chartex" xmlns:cx6="http://schemas.microsoft.com/office/drawing/2016/5/12/chartex" xmlns:cx7="http://schemas.microsoft.com/office/drawing/2016/5/13/chartex" xmlns:cx8="http://schemas.microsoft.com/office/drawing/2016/5/14/chartex" xmlns:mc="http://schemas.openxmlformats.org/markup-compatibility/2006" xmlns:aink="http://schemas.microsoft.com/office/drawing/2016/ink" xmlns:am3d="http://schemas.microsoft.com/office/drawing/2017/model3d" xmlns:o="urn:schemas-microsoft-com:office:office" xmlns:oel="http://schemas.microsoft.com/office/2019/extlst" xmlns:r="http://schemas.openxmlformats.org/officeDocument/2006/relationships" xmlns:m="http://schemas.openxmlformats.org/officeDocument/2006/math" xmlns:v="urn:schemas-microsoft-com:vml" xmlns:wp14="http://schemas.microsoft.com/office/word/2010/wordprocessingDrawing" xmlns:wp="http://schemas.openxmlformats.org/drawingml/2006/wordprocessingDrawing" xmlns:w10="urn:schemas-microsoft-com:office:word" xmlns:w="http://schemas.openxmlformats.org/wordprocessingml/2006/main" xmlns:w14="http://schemas.microsoft.com/office/word/2010/wordml" xmlns:w15="http://schemas.microsoft.com/office/word/2012/wordml" xmlns:w16cex="http://schemas.microsoft.com/office/word/2018/wordml/cex" xmlns:w16cid="http://schemas.microsoft.com/office/word/2016/wordml/cid" xmlns:w16="http://schemas.microsoft.com/office/word/2018/wordml" xmlns:w16du="http://schemas.microsoft.com/office/word/2023/wordml/word16du" xmlns:w16sdtdh="http://schemas.microsoft.com/office/word/2020/wordml/sdtdatahash" xmlns:w16sdtfl="http://schemas.microsoft.com/office/word/2024/wordml/sdtformatlock" xmlns:w16se="http://schemas.microsoft.com/office/word/2015/wordml/symex" xmlns:wpg="http://schemas.microsoft.com/office/word/2010/wordprocessingGroup" xmlns:wpi="http://schemas.microsoft.com/office/word/2010/wordprocessingInk" xmlns:wne="http://schemas.microsoft.com/office/word/2006/wordml" xmlns:wps="http://schemas.microsoft.com/office/word/2010/wordprocessingShape" mc:Ignorable="w14 w15 w16se w16cid w16 w16cex w16sdtdh w16sdtfl w16du wp14">
   <w:footnote w:type="separator" w:id="-1">
     <w:p>
       <w:pPr>
@@ -11324,7 +11286,7 @@
 </file>
 
 <file path=word/header1.xml><?xml version="1.0" encoding="utf-8"?>
-<w:hdr xmlns:wpc="http://schemas.microsoft.com/office/word/2010/wordprocessingCanvas" xmlns:cx="http://schemas.microsoft.com/office/drawing/2014/chartex" xmlns:cx1="http://schemas.microsoft.com/office/drawing/2015/9/8/chartex" xmlns:cx2="http://schemas.microsoft.com/office/drawing/2015/10/21/chartex" xmlns:cx3="http://schemas.microsoft.com/office/drawing/2016/5/9/chartex" xmlns:cx4="http://schemas.microsoft.com/office/drawing/2016/5/10/chartex" xmlns:cx5="http://schemas.microsoft.com/office/drawing/2016/5/11/chartex" xmlns:cx6="http://schemas.microsoft.com/office/drawing/2016/5/12/chartex" xmlns:cx7="http://schemas.microsoft.com/office/drawing/2016/5/13/chartex" xmlns:cx8="http://schemas.microsoft.com/office/drawing/2016/5/14/chartex" xmlns:mc="http://schemas.openxmlformats.org/markup-compatibility/2006" xmlns:aink="http://schemas.microsoft.com/office/drawing/2016/ink" xmlns:am3d="http://schemas.microsoft.com/office/drawing/2017/model3d" xmlns:o="urn:schemas-microsoft-com:office:office" xmlns:oel="http://schemas.microsoft.com/office/2019/extlst" xmlns:r="http://schemas.openxmlformats.org/officeDocument/2006/relationships" xmlns:m="http://schemas.openxmlformats.org/officeDocument/2006/math" xmlns:v="urn:schemas-microsoft-com:vml" xmlns:wp14="http://schemas.microsoft.com/office/word/2010/wordprocessingDrawing" xmlns:wp="http://schemas.openxmlformats.org/drawingml/2006/wordprocessingDrawing" xmlns:w10="urn:schemas-microsoft-com:office:word" xmlns:w="http://schemas.openxmlformats.org/wordprocessingml/2006/main" xmlns:w14="http://schemas.microsoft.com/office/word/2010/wordml" xmlns:w15="http://schemas.microsoft.com/office/word/2012/wordml" xmlns:w16cex="http://schemas.microsoft.com/office/word/2018/wordml/cex" xmlns:w16cid="http://schemas.microsoft.com/office/word/2016/wordml/cid" xmlns:w16="http://schemas.microsoft.com/office/word/2018/wordml" xmlns:w16sdtdh="http://schemas.microsoft.com/office/word/2020/wordml/sdtdatahash" xmlns:w16se="http://schemas.microsoft.com/office/word/2015/wordml/symex" xmlns:wpg="http://schemas.microsoft.com/office/word/2010/wordprocessingGroup" xmlns:wpi="http://schemas.microsoft.com/office/word/2010/wordprocessingInk" xmlns:wne="http://schemas.microsoft.com/office/word/2006/wordml" xmlns:wps="http://schemas.microsoft.com/office/word/2010/wordprocessingShape" mc:Ignorable="w14 w15 w16se w16cid w16 w16cex w16sdtdh wp14">
+<w:hdr xmlns:wpc="http://schemas.microsoft.com/office/word/2010/wordprocessingCanvas" xmlns:cx="http://schemas.microsoft.com/office/drawing/2014/chartex" xmlns:cx1="http://schemas.microsoft.com/office/drawing/2015/9/8/chartex" xmlns:cx2="http://schemas.microsoft.com/office/drawing/2015/10/21/chartex" xmlns:cx3="http://schemas.microsoft.com/office/drawing/2016/5/9/chartex" xmlns:cx4="http://schemas.microsoft.com/office/drawing/2016/5/10/chartex" xmlns:cx5="http://schemas.microsoft.com/office/drawing/2016/5/11/chartex" xmlns:cx6="http://schemas.microsoft.com/office/drawing/2016/5/12/chartex" xmlns:cx7="http://schemas.microsoft.com/office/drawing/2016/5/13/chartex" xmlns:cx8="http://schemas.microsoft.com/office/drawing/2016/5/14/chartex" xmlns:mc="http://schemas.openxmlformats.org/markup-compatibility/2006" xmlns:aink="http://schemas.microsoft.com/office/drawing/2016/ink" xmlns:am3d="http://schemas.microsoft.com/office/drawing/2017/model3d" xmlns:o="urn:schemas-microsoft-com:office:office" xmlns:oel="http://schemas.microsoft.com/office/2019/extlst" xmlns:r="http://schemas.openxmlformats.org/officeDocument/2006/relationships" xmlns:m="http://schemas.openxmlformats.org/officeDocument/2006/math" xmlns:v="urn:schemas-microsoft-com:vml" xmlns:wp14="http://schemas.microsoft.com/office/word/2010/wordprocessingDrawing" xmlns:wp="http://schemas.openxmlformats.org/drawingml/2006/wordprocessingDrawing" xmlns:w10="urn:schemas-microsoft-com:office:word" xmlns:w="http://schemas.openxmlformats.org/wordprocessingml/2006/main" xmlns:w14="http://schemas.microsoft.com/office/word/2010/wordml" xmlns:w15="http://schemas.microsoft.com/office/word/2012/wordml" xmlns:w16cex="http://schemas.microsoft.com/office/word/2018/wordml/cex" xmlns:w16cid="http://schemas.microsoft.com/office/word/2016/wordml/cid" xmlns:w16="http://schemas.microsoft.com/office/word/2018/wordml" xmlns:w16du="http://schemas.microsoft.com/office/word/2023/wordml/word16du" xmlns:w16sdtdh="http://schemas.microsoft.com/office/word/2020/wordml/sdtdatahash" xmlns:w16sdtfl="http://schemas.microsoft.com/office/word/2024/wordml/sdtformatlock" xmlns:w16se="http://schemas.microsoft.com/office/word/2015/wordml/symex" xmlns:wpg="http://schemas.microsoft.com/office/word/2010/wordprocessingGroup" xmlns:wpi="http://schemas.microsoft.com/office/word/2010/wordprocessingInk" xmlns:wne="http://schemas.microsoft.com/office/word/2006/wordml" xmlns:wps="http://schemas.microsoft.com/office/word/2010/wordprocessingShape" mc:Ignorable="w14 w15 w16se w16cid w16 w16cex w16sdtdh w16sdtfl w16du wp14">
   <w:p>
     <w:pPr>
       <w:pStyle w:val="Encabezado"/>
@@ -11410,7 +11372,7 @@
 </file>
 
 <file path=word/numbering.xml><?xml version="1.0" encoding="utf-8"?>
-<w:numbering xmlns:wpc="http://schemas.microsoft.com/office/word/2010/wordprocessingCanvas" xmlns:cx="http://schemas.microsoft.com/office/drawing/2014/chartex" xmlns:cx1="http://schemas.microsoft.com/office/drawing/2015/9/8/chartex" xmlns:cx2="http://schemas.microsoft.com/office/drawing/2015/10/21/chartex" xmlns:cx3="http://schemas.microsoft.com/office/drawing/2016/5/9/chartex" xmlns:cx4="http://schemas.microsoft.com/office/drawing/2016/5/10/chartex" xmlns:cx5="http://schemas.microsoft.com/office/drawing/2016/5/11/chartex" xmlns:cx6="http://schemas.microsoft.com/office/drawing/2016/5/12/chartex" xmlns:cx7="http://schemas.microsoft.com/office/drawing/2016/5/13/chartex" xmlns:cx8="http://schemas.microsoft.com/office/drawing/2016/5/14/chartex" xmlns:mc="http://schemas.openxmlformats.org/markup-compatibility/2006" xmlns:aink="http://schemas.microsoft.com/office/drawing/2016/ink" xmlns:am3d="http://schemas.microsoft.com/office/drawing/2017/model3d" xmlns:o="urn:schemas-microsoft-com:office:office" xmlns:oel="http://schemas.microsoft.com/office/2019/extlst" xmlns:r="http://schemas.openxmlformats.org/officeDocument/2006/relationships" xmlns:m="http://schemas.openxmlformats.org/officeDocument/2006/math" xmlns:v="urn:schemas-microsoft-com:vml" xmlns:wp14="http://schemas.microsoft.com/office/word/2010/wordprocessingDrawing" xmlns:wp="http://schemas.openxmlformats.org/drawingml/2006/wordprocessingDrawing" xmlns:w10="urn:schemas-microsoft-com:office:word" xmlns:w="http://schemas.openxmlformats.org/wordprocessingml/2006/main" xmlns:w14="http://schemas.microsoft.com/office/word/2010/wordml" xmlns:w15="http://schemas.microsoft.com/office/word/2012/wordml" xmlns:w16cex="http://schemas.microsoft.com/office/word/2018/wordml/cex" xmlns:w16cid="http://schemas.microsoft.com/office/word/2016/wordml/cid" xmlns:w16="http://schemas.microsoft.com/office/word/2018/wordml" xmlns:w16sdtdh="http://schemas.microsoft.com/office/word/2020/wordml/sdtdatahash" xmlns:w16se="http://schemas.microsoft.com/office/word/2015/wordml/symex" xmlns:wpg="http://schemas.microsoft.com/office/word/2010/wordprocessingGroup" xmlns:wpi="http://schemas.microsoft.com/office/word/2010/wordprocessingInk" xmlns:wne="http://schemas.microsoft.com/office/word/2006/wordml" xmlns:wps="http://schemas.microsoft.com/office/word/2010/wordprocessingShape" mc:Ignorable="w14 w15 w16se w16cid w16 w16cex w16sdtdh wp14">
+<w:numbering xmlns:wpc="http://schemas.microsoft.com/office/word/2010/wordprocessingCanvas" xmlns:cx="http://schemas.microsoft.com/office/drawing/2014/chartex" xmlns:cx1="http://schemas.microsoft.com/office/drawing/2015/9/8/chartex" xmlns:cx2="http://schemas.microsoft.com/office/drawing/2015/10/21/chartex" xmlns:cx3="http://schemas.microsoft.com/office/drawing/2016/5/9/chartex" xmlns:cx4="http://schemas.microsoft.com/office/drawing/2016/5/10/chartex" xmlns:cx5="http://schemas.microsoft.com/office/drawing/2016/5/11/chartex" xmlns:cx6="http://schemas.microsoft.com/office/drawing/2016/5/12/chartex" xmlns:cx7="http://schemas.microsoft.com/office/drawing/2016/5/13/chartex" xmlns:cx8="http://schemas.microsoft.com/office/drawing/2016/5/14/chartex" xmlns:mc="http://schemas.openxmlformats.org/markup-compatibility/2006" xmlns:aink="http://schemas.microsoft.com/office/drawing/2016/ink" xmlns:am3d="http://schemas.microsoft.com/office/drawing/2017/model3d" xmlns:o="urn:schemas-microsoft-com:office:office" xmlns:oel="http://schemas.microsoft.com/office/2019/extlst" xmlns:r="http://schemas.openxmlformats.org/officeDocument/2006/relationships" xmlns:m="http://schemas.openxmlformats.org/officeDocument/2006/math" xmlns:v="urn:schemas-microsoft-com:vml" xmlns:wp14="http://schemas.microsoft.com/office/word/2010/wordprocessingDrawing" xmlns:wp="http://schemas.openxmlformats.org/drawingml/2006/wordprocessingDrawing" xmlns:w10="urn:schemas-microsoft-com:office:word" xmlns:w="http://schemas.openxmlformats.org/wordprocessingml/2006/main" xmlns:w14="http://schemas.microsoft.com/office/word/2010/wordml" xmlns:w15="http://schemas.microsoft.com/office/word/2012/wordml" xmlns:w16cex="http://schemas.microsoft.com/office/word/2018/wordml/cex" xmlns:w16cid="http://schemas.microsoft.com/office/word/2016/wordml/cid" xmlns:w16="http://schemas.microsoft.com/office/word/2018/wordml" xmlns:w16du="http://schemas.microsoft.com/office/word/2023/wordml/word16du" xmlns:w16sdtdh="http://schemas.microsoft.com/office/word/2020/wordml/sdtdatahash" xmlns:w16sdtfl="http://schemas.microsoft.com/office/word/2024/wordml/sdtformatlock" xmlns:w16se="http://schemas.microsoft.com/office/word/2015/wordml/symex" xmlns:wpg="http://schemas.microsoft.com/office/word/2010/wordprocessingGroup" xmlns:wpi="http://schemas.microsoft.com/office/word/2010/wordprocessingInk" xmlns:wne="http://schemas.microsoft.com/office/word/2006/wordml" xmlns:wps="http://schemas.microsoft.com/office/word/2010/wordprocessingShape" mc:Ignorable="w14 w15 w16se w16cid w16 w16cex w16sdtdh w16sdtfl w16du wp14">
   <w:abstractNum w:abstractNumId="0" w15:restartNumberingAfterBreak="0">
     <w:nsid w:val="FFFFFF89"/>
     <w:multiLevelType w:val="singleLevel"/>
@@ -16040,7 +16002,7 @@
 </file>
 
 <file path=word/styles.xml><?xml version="1.0" encoding="utf-8"?>
-<w:styles xmlns:mc="http://schemas.openxmlformats.org/markup-compatibility/2006" xmlns:r="http://schemas.openxmlformats.org/officeDocument/2006/relationships" xmlns:w="http://schemas.openxmlformats.org/wordprocessingml/2006/main" xmlns:w14="http://schemas.microsoft.com/office/word/2010/wordml" xmlns:w15="http://schemas.microsoft.com/office/word/2012/wordml" xmlns:w16cex="http://schemas.microsoft.com/office/word/2018/wordml/cex" xmlns:w16cid="http://schemas.microsoft.com/office/word/2016/wordml/cid" xmlns:w16="http://schemas.microsoft.com/office/word/2018/wordml" xmlns:w16sdtdh="http://schemas.microsoft.com/office/word/2020/wordml/sdtdatahash" xmlns:w16se="http://schemas.microsoft.com/office/word/2015/wordml/symex" mc:Ignorable="w14 w15 w16se w16cid w16 w16cex w16sdtdh">
+<w:styles xmlns:mc="http://schemas.openxmlformats.org/markup-compatibility/2006" xmlns:r="http://schemas.openxmlformats.org/officeDocument/2006/relationships" xmlns:w="http://schemas.openxmlformats.org/wordprocessingml/2006/main" xmlns:w14="http://schemas.microsoft.com/office/word/2010/wordml" xmlns:w15="http://schemas.microsoft.com/office/word/2012/wordml" xmlns:w16cex="http://schemas.microsoft.com/office/word/2018/wordml/cex" xmlns:w16cid="http://schemas.microsoft.com/office/word/2016/wordml/cid" xmlns:w16="http://schemas.microsoft.com/office/word/2018/wordml" xmlns:w16du="http://schemas.microsoft.com/office/word/2023/wordml/word16du" xmlns:w16sdtdh="http://schemas.microsoft.com/office/word/2020/wordml/sdtdatahash" xmlns:w16sdtfl="http://schemas.microsoft.com/office/word/2024/wordml/sdtformatlock" xmlns:w16se="http://schemas.microsoft.com/office/word/2015/wordml/symex" mc:Ignorable="w14 w15 w16se w16cid w16 w16cex w16sdtdh w16sdtfl w16du">
   <w:docDefaults>
     <w:rPrDefault>
       <w:rPr>
@@ -16602,7 +16564,6 @@
   <w:style w:type="character" w:default="1" w:styleId="Fuentedeprrafopredeter">
     <w:name w:val="Default Paragraph Font"/>
     <w:uiPriority w:val="1"/>
-    <w:semiHidden/>
     <w:unhideWhenUsed/>
   </w:style>
   <w:style w:type="table" w:default="1" w:styleId="Tablanormal">
@@ -17771,30 +17732,6 @@
 </file>
 
 <file path=customXml/item1.xml><?xml version="1.0" encoding="utf-8"?>
-<p:properties xmlns:p="http://schemas.microsoft.com/office/2006/metadata/properties" xmlns:xsi="http://www.w3.org/2001/XMLSchema-instance" xmlns:pc="http://schemas.microsoft.com/office/infopath/2007/PartnerControls">
-  <documentManagement>
-    <TaxCatchAll xmlns="cb45339b-ced9-4d0d-8f64-77573914d53b" xsi:nil="true"/>
-    <lcf76f155ced4ddcb4097134ff3c332f xmlns="43a3ca16-9c26-4813-b83f-4aec9927b43f">
-      <Terms xmlns="http://schemas.microsoft.com/office/infopath/2007/PartnerControls"/>
-    </lcf76f155ced4ddcb4097134ff3c332f>
-  </documentManagement>
-</p:properties>
-</file>
-
-<file path=customXml/item2.xml><?xml version="1.0" encoding="utf-8"?>
-<?mso-contentType ?>
-<FormTemplates xmlns="http://schemas.microsoft.com/sharepoint/v3/contenttype/forms">
-  <Display>DocumentLibraryForm</Display>
-  <Edit>DocumentLibraryForm</Edit>
-  <New>DocumentLibraryForm</New>
-</FormTemplates>
-</file>
-
-<file path=customXml/item3.xml><?xml version="1.0" encoding="utf-8"?>
-<b:Sources xmlns:b="http://schemas.openxmlformats.org/officeDocument/2006/bibliography" xmlns="http://schemas.openxmlformats.org/officeDocument/2006/bibliography" SelectedStyle="\APASixthEditionOfficeOnline.xsl" StyleName="APA" Version="6"/>
-</file>
-
-<file path=customXml/item4.xml><?xml version="1.0" encoding="utf-8"?>
 <ct:contentTypeSchema xmlns:ct="http://schemas.microsoft.com/office/2006/metadata/contentType" xmlns:ma="http://schemas.microsoft.com/office/2006/metadata/properties/metaAttributes" ct:_="" ma:_="" ma:contentTypeName="Documento" ma:contentTypeID="0x01010049282E1EDBE9234EA9E6D38F720E265F" ma:contentTypeVersion="15" ma:contentTypeDescription="Crear nuevo documento." ma:contentTypeScope="" ma:versionID="b31c7aa9eaf043a08b87120b3c4916e3">
   <xsd:schema xmlns:xsd="http://www.w3.org/2001/XMLSchema" xmlns:xs="http://www.w3.org/2001/XMLSchema" xmlns:p="http://schemas.microsoft.com/office/2006/metadata/properties" xmlns:ns2="cb45339b-ced9-4d0d-8f64-77573914d53b" xmlns:ns3="43a3ca16-9c26-4813-b83f-4aec9927b43f" targetNamespace="http://schemas.microsoft.com/office/2006/metadata/properties" ma:root="true" ma:fieldsID="3533d065b04d75c457075bc55f1f5315" ns2:_="" ns3:_="">
     <xsd:import namespace="cb45339b-ced9-4d0d-8f64-77573914d53b"/>
@@ -18029,34 +17966,31 @@
 </ct:contentTypeSchema>
 </file>
 
-<file path=customXml/itemProps1.xml><?xml version="1.0" encoding="utf-8"?>
-<ds:datastoreItem xmlns:ds="http://schemas.openxmlformats.org/officeDocument/2006/customXml" ds:itemID="{1279454D-02BE-4A9C-A117-DCD1573E2608}">
-  <ds:schemaRefs>
-    <ds:schemaRef ds:uri="http://schemas.microsoft.com/office/2006/metadata/properties"/>
-    <ds:schemaRef ds:uri="http://schemas.microsoft.com/office/infopath/2007/PartnerControls"/>
-    <ds:schemaRef ds:uri="cb45339b-ced9-4d0d-8f64-77573914d53b"/>
-    <ds:schemaRef ds:uri="43a3ca16-9c26-4813-b83f-4aec9927b43f"/>
-  </ds:schemaRefs>
-</ds:datastoreItem>
+<file path=customXml/item2.xml><?xml version="1.0" encoding="utf-8"?>
+<b:Sources xmlns:b="http://schemas.openxmlformats.org/officeDocument/2006/bibliography" xmlns="http://schemas.openxmlformats.org/officeDocument/2006/bibliography" SelectedStyle="\APASixthEditionOfficeOnline.xsl" StyleName="APA" Version="6"/>
 </file>
 
-<file path=customXml/itemProps2.xml><?xml version="1.0" encoding="utf-8"?>
-<ds:datastoreItem xmlns:ds="http://schemas.openxmlformats.org/officeDocument/2006/customXml" ds:itemID="{10663269-2064-4804-8290-36D4A57F5557}">
-  <ds:schemaRefs>
-    <ds:schemaRef ds:uri="http://schemas.microsoft.com/sharepoint/v3/contenttype/forms"/>
-  </ds:schemaRefs>
-</ds:datastoreItem>
+<file path=customXml/item3.xml><?xml version="1.0" encoding="utf-8"?>
+<?mso-contentType ?>
+<FormTemplates xmlns="http://schemas.microsoft.com/sharepoint/v3/contenttype/forms">
+  <Display>DocumentLibraryForm</Display>
+  <Edit>DocumentLibraryForm</Edit>
+  <New>DocumentLibraryForm</New>
+</FormTemplates>
 </file>
 
-<file path=customXml/itemProps3.xml><?xml version="1.0" encoding="utf-8"?>
-<ds:datastoreItem xmlns:ds="http://schemas.openxmlformats.org/officeDocument/2006/customXml" ds:itemID="{EAE431FD-7059-4C09-804B-C9D69EB7B213}">
-  <ds:schemaRefs>
-    <ds:schemaRef ds:uri="http://schemas.openxmlformats.org/officeDocument/2006/bibliography"/>
-  </ds:schemaRefs>
-</ds:datastoreItem>
+<file path=customXml/item4.xml><?xml version="1.0" encoding="utf-8"?>
+<p:properties xmlns:p="http://schemas.microsoft.com/office/2006/metadata/properties" xmlns:xsi="http://www.w3.org/2001/XMLSchema-instance" xmlns:pc="http://schemas.microsoft.com/office/infopath/2007/PartnerControls">
+  <documentManagement>
+    <TaxCatchAll xmlns="cb45339b-ced9-4d0d-8f64-77573914d53b" xsi:nil="true"/>
+    <lcf76f155ced4ddcb4097134ff3c332f xmlns="43a3ca16-9c26-4813-b83f-4aec9927b43f">
+      <Terms xmlns="http://schemas.microsoft.com/office/infopath/2007/PartnerControls"/>
+    </lcf76f155ced4ddcb4097134ff3c332f>
+  </documentManagement>
+</p:properties>
 </file>
 
-<file path=customXml/itemProps4.xml><?xml version="1.0" encoding="utf-8"?>
+<file path=customXml/itemProps1.xml><?xml version="1.0" encoding="utf-8"?>
 <ds:datastoreItem xmlns:ds="http://schemas.openxmlformats.org/officeDocument/2006/customXml" ds:itemID="{ABC43734-40DA-4258-8AC6-EC91AAFFC9CD}">
   <ds:schemaRefs>
     <ds:schemaRef ds:uri="http://schemas.microsoft.com/office/2006/metadata/contentType"/>
@@ -18073,4 +18007,31 @@
     <ds:schemaRef ds:uri="http://schemas.microsoft.com/internal/obd"/>
   </ds:schemaRefs>
 </ds:datastoreItem>
+</file>
+
+<file path=customXml/itemProps2.xml><?xml version="1.0" encoding="utf-8"?>
+<ds:datastoreItem xmlns:ds="http://schemas.openxmlformats.org/officeDocument/2006/customXml" ds:itemID="{EAE431FD-7059-4C09-804B-C9D69EB7B213}">
+  <ds:schemaRefs>
+    <ds:schemaRef ds:uri="http://schemas.openxmlformats.org/officeDocument/2006/bibliography"/>
+  </ds:schemaRefs>
+</ds:datastoreItem>
+</file>
+
+<file path=customXml/itemProps3.xml><?xml version="1.0" encoding="utf-8"?>
+<ds:datastoreItem xmlns:ds="http://schemas.openxmlformats.org/officeDocument/2006/customXml" ds:itemID="{10663269-2064-4804-8290-36D4A57F5557}">
+  <ds:schemaRefs>
+    <ds:schemaRef ds:uri="http://schemas.microsoft.com/sharepoint/v3/contenttype/forms"/>
+  </ds:schemaRefs>
+</ds:datastoreItem>
+</file>
+
+<file path=customXml/itemProps4.xml><?xml version="1.0" encoding="utf-8"?>
+<ds:datastoreItem xmlns:ds="http://schemas.openxmlformats.org/officeDocument/2006/customXml" ds:itemID="{1279454D-02BE-4A9C-A117-DCD1573E2608}">
+  <ds:schemaRefs>
+    <ds:schemaRef ds:uri="http://schemas.microsoft.com/office/2006/metadata/properties"/>
+    <ds:schemaRef ds:uri="http://schemas.microsoft.com/office/infopath/2007/PartnerControls"/>
+    <ds:schemaRef ds:uri="cb45339b-ced9-4d0d-8f64-77573914d53b"/>
+    <ds:schemaRef ds:uri="43a3ca16-9c26-4813-b83f-4aec9927b43f"/>
+  </ds:schemaRefs>
+</ds:datastoreItem>
 </file>